--- a/docs/troubleshooting/AURIX_MediRun_07_트러블슈팅_HW.docx
+++ b/docs/troubleshooting/AURIX_MediRun_07_트러블슈팅_HW.docx
@@ -2786,7 +2786,7 @@
                 <w:sz w:val="17"/>
                 <w:szCs w:val="17"/>
               </w:rPr>
-              <w:t xml:space="preserve">(증상 한 줄)</w:t>
+              <w:t xml:space="preserve">브링업 시 /battery_state 미수신, 헤더 ROS2 표시등 미점등(OpenCR 연결 재시도 없이 크래시)</w:t>
             </w:r>
           </w:p>
         </w:tc>
@@ -2852,7 +2852,7 @@
                 <w:sz w:val="17"/>
                 <w:szCs w:val="17"/>
               </w:rPr>
-              <w:t xml:space="preserve">OPEN</w:t>
+              <w:t xml:space="preserve">RESOLVED</w:t>
             </w:r>
           </w:p>
         </w:tc>
@@ -2913,6 +2913,9 @@
             <w:pPr>
               <w:spacing w:after="0" w:before="0" w:line="260"/>
             </w:pPr>
+            <w:r>
+              <w:t xml:space="preserve">실시간 관제 "AED 적재" 값이 GUI에 반영 안 됨(홀센서 edge-triggered 전송 + payload QoS 불일치)</w:t>
+            </w:r>
           </w:p>
         </w:tc>
         <w:tc>
@@ -2938,6 +2941,9 @@
               <w:spacing w:after="0" w:before="0" w:line="260"/>
               <w:jc w:val="center"/>
             </w:pPr>
+            <w:r>
+              <w:t xml:space="preserve">MAJOR</w:t>
+            </w:r>
           </w:p>
         </w:tc>
         <w:tc>
@@ -2963,6 +2969,9 @@
               <w:spacing w:after="0" w:before="0" w:line="260"/>
               <w:jc w:val="center"/>
             </w:pPr>
+            <w:r>
+              <w:t xml:space="preserve">RESOLVED</w:t>
+            </w:r>
           </w:p>
         </w:tc>
       </w:tr>
@@ -3020,6 +3029,7 @@
             <w:pPr>
               <w:spacing w:after="0" w:before="0" w:line="260"/>
             </w:pPr>
+            <w:r/>
           </w:p>
         </w:tc>
         <w:tc>
@@ -3044,6 +3054,7 @@
               <w:spacing w:after="0" w:before="0" w:line="260"/>
               <w:jc w:val="center"/>
             </w:pPr>
+            <w:r/>
           </w:p>
         </w:tc>
         <w:tc>
@@ -3068,6 +3079,7 @@
               <w:spacing w:after="0" w:before="0" w:line="260"/>
               <w:jc w:val="center"/>
             </w:pPr>
+            <w:r/>
           </w:p>
         </w:tc>
       </w:tr>
@@ -3443,7 +3455,7 @@
                 <w:sz w:val="17"/>
                 <w:szCs w:val="17"/>
               </w:rPr>
-              <w:t xml:space="preserve">0 / 0 / 0</w:t>
+              <w:t>2 / 2 / 0</w:t>
             </w:r>
           </w:p>
         </w:tc>
@@ -3603,7 +3615,7 @@
           <w:sz w:val="26"/>
           <w:szCs w:val="26"/>
         </w:rPr>
-        <w:t xml:space="preserve">4.1 TS-HW-01 (증상 제목을 여기에)</w:t>
+        <w:t xml:space="preserve">4.1 TS-HW-01 (브링업 시 /battery_state 미수신 · 헤더 ROS2 표시등 미점등 — OpenCR 연결 재시도 없이 크래시)</w:t>
       </w:r>
     </w:p>
     <w:p>
@@ -3775,7 +3787,7 @@
                 <w:sz w:val="17"/>
                 <w:szCs w:val="17"/>
               </w:rPr>
-              <w:t xml:space="preserve">MAJOR / OPEN</w:t>
+              <w:t xml:space="preserve">MAJOR / RESOLVED</w:t>
             </w:r>
           </w:p>
         </w:tc>
@@ -3843,7 +3855,7 @@
                 <w:sz w:val="17"/>
                 <w:szCs w:val="17"/>
               </w:rPr>
-              <w:t xml:space="preserve">2026-00-00 / 2026-00-00</w:t>
+              <w:t xml:space="preserve">2026-08-06 / 2026-08-06</w:t>
             </w:r>
           </w:p>
         </w:tc>
@@ -3909,7 +3921,7 @@
                 <w:sz w:val="17"/>
                 <w:szCs w:val="17"/>
               </w:rPr>
-              <w:t xml:space="preserve">이름</w:t>
+              <w:t xml:space="preserve">미상</w:t>
             </w:r>
           </w:p>
         </w:tc>
@@ -3977,7 +3989,7 @@
                 <w:sz w:val="17"/>
                 <w:szCs w:val="17"/>
               </w:rPr>
-              <w:t xml:space="preserve">ROS 2 Humble · VM(hj) / Pi(aurix) · 패키지명 · 커밋 해시</w:t>
+              <w:t xml:space="preserve">ROS 2 Humble · turtlebot3_node(vendored, ~/turtlebot3_ws) · OpenCR(TurtleBot3 Burger 본체) · arduino_bridge(별도 워크스페이스, 정상 확인됨)</w:t>
             </w:r>
           </w:p>
         </w:tc>
@@ -4043,7 +4055,7 @@
                 <w:sz w:val="17"/>
                 <w:szCs w:val="17"/>
               </w:rPr>
-              <w:t xml:space="preserve">연관 이슈 ID, 커밋, 문서 절</w:t>
+              <w:t>-</w:t>
             </w:r>
           </w:p>
         </w:tc>
@@ -4077,7 +4089,7 @@
           <w:sz w:val="17"/>
           <w:szCs w:val="17"/>
         </w:rPr>
-        <w:t xml:space="preserve">관측된 현상만 적는다. 로그 메시지나 수치가 있으면 그대로 옮긴다.</w:t>
+        <w:t xml:space="preserve">브링업(ros2 launch arduino_bridge robot_with_arduino.launch.py)을 켠 상태에서도 GUI 헤더의 ROS2 표시등이 계속 주황/회색으로 남고 배터리 %가 뜨지 않는다. 같은 헤더의 DB 표시등은 정상적으로 초록으로 바뀐다.</w:t>
       </w:r>
     </w:p>
     <w:tbl>
@@ -4124,7 +4136,31 @@
                 <w:sz w:val="16"/>
                 <w:szCs w:val="16"/>
               </w:rPr>
-              <w:t xml:space="preserve">$ 명령어</w:t>
+              <w:t xml:space="preserve">$ ros2 topic info /battery_state --verbose</w:t>
+              <w:br/>
+              <w:t xml:space="preserve">Publisher count: 0</w:t>
+              <w:br/>
+              <w:t xml:space="preserve">Subscription count: 3   # GUI 쪽 구독자만 있고 publisher가 없음</w:t>
+              <w:br/>
+              <w:t xml:space="preserve"/>
+              <w:br/>
+              <w:t xml:space="preserve">$ ros2 node list | grep -i turtlebot3</w:t>
+              <w:br/>
+              <w:t xml:space="preserve">(아무것도 안 나옴 → OpenCR 드라이버 노드가 아예 안 떠 있음)</w:t>
+              <w:br/>
+              <w:t xml:space="preserve"/>
+              <w:br/>
+              <w:t xml:space="preserve">[turtlebot3_ros-3] Succeeded to open the port(.../OpenCR.../ttyACM1)!</w:t>
+              <w:br/>
+              <w:t xml:space="preserve">[turtlebot3_ros-3] Succeeded to change the baudrate!</w:t>
+              <w:br/>
+              <w:t xml:space="preserve">[turtlebot3_ros-3] [ERROR] Failed connection with Devices</w:t>
+              <w:br/>
+              <w:t xml:space="preserve">[turtlebot3_ros-3] terminate called after throwing an instance of 'rclcpp::exceptions::RCLError'</w:t>
+              <w:br/>
+              <w:t xml:space="preserve">[turtlebot3_ros-3]   what():  could not create publisher: rcl node's context is invalid</w:t>
+              <w:br/>
+              <w:t xml:space="preserve">[ERROR] [turtlebot3_ros-3]: process has died [pid ..., exit code -6]</w:t>
             </w:r>
           </w:p>
           <w:p>
@@ -4342,6 +4378,9 @@
             <w:pPr>
               <w:spacing w:after="0" w:before="0" w:line="260"/>
             </w:pPr>
+            <w:r>
+              <w:t xml:space="preserve">GUI 쪽 코드(rosbatterytelemetryprovider.cpp) 점검</w:t>
+            </w:r>
           </w:p>
         </w:tc>
         <w:tc>
@@ -4365,6 +4404,9 @@
             <w:pPr>
               <w:spacing w:after="0" w:before="0" w:line="260"/>
             </w:pPr>
+            <w:r>
+              <w:t xml:space="preserve">/battery_state 수신 여부에만 순수 의존하는 정상 로직 확인 — publisher가 없으면 GUI가 정상이어도 켜질 수 없는 구조</w:t>
+            </w:r>
           </w:p>
         </w:tc>
       </w:tr>
@@ -4424,6 +4466,9 @@
             <w:pPr>
               <w:spacing w:after="0" w:before="0" w:line="260"/>
             </w:pPr>
+            <w:r>
+              <w:t xml:space="preserve">로봇에서 브링업 직접 실행해 로그 확보</w:t>
+            </w:r>
           </w:p>
         </w:tc>
         <w:tc>
@@ -4448,6 +4493,9 @@
             <w:pPr>
               <w:spacing w:after="0" w:before="0" w:line="260"/>
             </w:pPr>
+            <w:r>
+              <w:t xml:space="preserve">포트는 열리지만("Succeeded to open the port") 34ms 만에 연결 확인 실패 → SIGABRT로 프로세스 전체 종료</w:t>
+            </w:r>
           </w:p>
         </w:tc>
       </w:tr>
@@ -4505,6 +4553,9 @@
             <w:pPr>
               <w:spacing w:after="0" w:before="0" w:line="260"/>
             </w:pPr>
+            <w:r>
+              <w:t xml:space="preserve">turtlebot3_node 소스(turtlebot3.cpp) 코드 감사</w:t>
+            </w:r>
           </w:p>
         </w:tc>
         <w:tc>
@@ -4528,6 +4579,9 @@
             <w:pPr>
               <w:spacing w:after="0" w:before="0" w:line="260"/>
             </w:pPr>
+            <w:r>
+              <w:t xml:space="preserve">check_device_status() 실패 시 rclcpp::shutdown() 호출 후에도 생성자가 add_motors/add_wheels/add_sensors를 계속 실행 → shutdown된 context에서 create_publisher 예외 미처리로 프로세스 전체 종료</w:t>
+            </w:r>
           </w:p>
         </w:tc>
       </w:tr>
@@ -4543,7 +4597,7 @@
           <w:sz w:val="17"/>
           <w:szCs w:val="17"/>
         </w:rPr>
-        <w:t xml:space="preserve">재현율: n/m 회. 간헐적이면 반드시 명시한다.</w:t>
+        <w:t xml:space="preserve">재현율: 지속 재현(수정 전 매 브링업마다 재현).</w:t>
       </w:r>
     </w:p>
     <w:p>
@@ -4712,6 +4766,9 @@
             <w:pPr>
               <w:spacing w:after="0" w:before="0" w:line="260"/>
             </w:pPr>
+            <w:r>
+              <w:t xml:space="preserve">Arduino(arduino_bridge)에 배터리 전압 측정 회로/코드가 없다</w:t>
+            </w:r>
           </w:p>
         </w:tc>
         <w:tc>
@@ -4735,6 +4792,9 @@
             <w:pPr>
               <w:spacing w:after="0" w:before="0" w:line="260"/>
             </w:pPr>
+            <w:r>
+              <w:t xml:space="preserve">arduino_bridge 코드 및 하드웨어 확인</w:t>
+            </w:r>
           </w:p>
         </w:tc>
         <w:tc>
@@ -4765,7 +4825,7 @@
                 <w:sz w:val="17"/>
                 <w:szCs w:val="17"/>
               </w:rPr>
-              <w:t xml:space="preserve">아님 — 근거</w:t>
+              <w:t xml:space="preserve">기각(오해였음) — GUI가 구독하는 /battery_state는 애초에 turtlebot3_node(OpenCR) 표준 토픽이고 Arduino 쪽엔 배터리 코드가 원래 없음(정상)</w:t>
             </w:r>
           </w:p>
         </w:tc>
@@ -4793,6 +4853,9 @@
             <w:pPr>
               <w:spacing w:after="0" w:before="0" w:line="260"/>
             </w:pPr>
+            <w:r>
+              <w:t xml:space="preserve">OpenCR 재부팅 타이밍 미고려로 연결 확인이 지연 없이 즉시 실패한다</w:t>
+            </w:r>
           </w:p>
         </w:tc>
         <w:tc>
@@ -4817,6 +4880,9 @@
             <w:pPr>
               <w:spacing w:after="0" w:before="0" w:line="260"/>
             </w:pPr>
+            <w:r>
+              <w:t xml:space="preserve">turtlebot3.cpp 소스 코드 감사 — init_dynamixel_sdk_wrapper() 직후 check_device_status()가 지연 없이 바로 실행됨을 확인</w:t>
+            </w:r>
           </w:p>
         </w:tc>
         <w:tc>
@@ -4848,7 +4914,93 @@
                 <w:sz w:val="17"/>
                 <w:szCs w:val="17"/>
               </w:rPr>
-              <w:t xml:space="preserve">맞음 — 근거</w:t>
+              <w:t xml:space="preserve">맞음 — OpenCR은 시리얼 포트가 열리면(DTR) 자체 리셋으로 재부팅에 1~2초가 걸리는데 재시도 로직이 전혀 없었음</w:t>
+            </w:r>
+          </w:p>
+        </w:tc>
+      </w:tr>
+      <w:tr>
+        <w:tc>
+          <w:tcPr>
+            <w:tcW w:type="dxa" w:w="1500"/>
+            <w:tcBorders>
+              <w:top w:val="single" w:color="DEDEDE" w:sz="6"/>
+              <w:left w:val="single" w:color="DEDEDE" w:sz="6"/>
+              <w:bottom w:val="single" w:color="DEDEDE" w:sz="6"/>
+              <w:right w:val="single" w:color="DEDEDE" w:sz="6"/>
+            </w:tcBorders>
+            <w:tcMar>
+              <w:top w:type="dxa" w:w="70"/>
+              <w:left w:type="dxa" w:w="110"/>
+              <w:bottom w:type="dxa" w:w="70"/>
+              <w:right w:type="dxa" w:w="110"/>
+            </w:tcMar>
+            <w:vAlign w:val="center"/>
+          </w:tcPr>
+          <w:p>
+            <w:pPr>
+              <w:spacing w:after="0" w:before="0" w:line="260"/>
+            </w:pPr>
+            <w:r>
+              <w:t xml:space="preserve">연결 실패 시 크래시 처리가 없다</w:t>
+            </w:r>
+          </w:p>
+        </w:tc>
+        <w:tc>
+          <w:tcPr>
+            <w:tcW w:type="dxa" w:w="3000"/>
+            <w:tcBorders>
+              <w:top w:val="single" w:color="DEDEDE" w:sz="6"/>
+              <w:left w:val="single" w:color="DEDEDE" w:sz="6"/>
+              <w:bottom w:val="single" w:color="DEDEDE" w:sz="6"/>
+              <w:right w:val="single" w:color="DEDEDE" w:sz="6"/>
+            </w:tcBorders>
+            <w:tcMar>
+              <w:top w:type="dxa" w:w="70"/>
+              <w:left w:type="dxa" w:w="110"/>
+              <w:bottom w:type="dxa" w:w="70"/>
+              <w:right w:type="dxa" w:w="110"/>
+            </w:tcMar>
+            <w:vAlign w:val="center"/>
+          </w:tcPr>
+          <w:p>
+            <w:pPr>
+              <w:spacing w:after="0" w:before="0" w:line="260"/>
+            </w:pPr>
+            <w:r>
+              <w:t xml:space="preserve">연결 실패 후 생성자가 계속 add_motors 이하를 실행하는지 코드 추적</w:t>
+            </w:r>
+          </w:p>
+        </w:tc>
+        <w:tc>
+          <w:tcPr>
+            <w:tcW w:type="dxa" w:w="5246"/>
+            <w:tcBorders>
+              <w:top w:val="single" w:color="DEDEDE" w:sz="6"/>
+              <w:left w:val="single" w:color="DEDEDE" w:sz="6"/>
+              <w:bottom w:val="single" w:color="DEDEDE" w:sz="6"/>
+              <w:right w:val="single" w:color="DEDEDE" w:sz="6"/>
+            </w:tcBorders>
+            <w:tcMar>
+              <w:top w:type="dxa" w:w="70"/>
+              <w:left w:type="dxa" w:w="110"/>
+              <w:bottom w:type="dxa" w:w="70"/>
+              <w:right w:type="dxa" w:w="110"/>
+            </w:tcMar>
+            <w:vAlign w:val="center"/>
+          </w:tcPr>
+          <w:p>
+            <w:pPr>
+              <w:spacing w:after="0" w:before="0" w:line="260"/>
+            </w:pPr>
+            <w:r>
+              <w:rPr>
+                <w:rFonts w:ascii="맑은 고딕" w:cs="맑은 고딕" w:eastAsia="맑은 고딕" w:hAnsi="맑은 고딕"/>
+                <w:color w:val="3C3429"/>
+                <w:sz w:val="17"/>
+                <w:szCs w:val="17"/>
+              </w:rPr>
+              <w:t xml:space="preserve">맞음 — check_device_status() 실패 시 rclcpp::shutdown()만 부르고 리턴하지 않아, 이미 shutdown된 context에서 add_sensors()가 publisher 생성을 시도하며 예외로 프로세스 전체가 죽음</w:t>
             </w:r>
           </w:p>
         </w:tc>
@@ -4882,7 +5034,7 @@
           <w:sz w:val="17"/>
           <w:szCs w:val="17"/>
         </w:rPr>
-        <w:t xml:space="preserve">확인된 근본 원인을 한 문단으로 적는다. 확인하지 못했으면 "미확인"이라고 쓰고 어디까지 좁혔는지 남긴다.</w:t>
+        <w:t xml:space="preserve">확인됨. turtlebot3_node(src/turtlebot3/turtlebot3_node)의 check_device_status()가 OpenCR 재부팅(DTR 리셋, 1~2초 소요)을 기다리지 않고 즉시 연결을 확인해 항상 실패했고, 실패 시 rclcpp::shutdown()만 호출한 뒤 생성자가 이를 무시하고 add_motors→add_wheels→add_sensors를 계속 실행해 이미 종료된 context에서 배터리 publisher 생성을 시도하며 예외로 프로세스 전체가 SIGABRT로 죽었다. 노드가 사라지니 /battery_state publisher도 존재할 수 없었다.</w:t>
       </w:r>
     </w:p>
     <w:p>
@@ -5058,7 +5210,7 @@
                 <w:sz w:val="17"/>
                 <w:szCs w:val="17"/>
               </w:rPr>
-              <w:t xml:space="preserve">파일 / 파라미터</w:t>
+              <w:t xml:space="preserve">turtlebot3_node/include/turtlebot3_node/turtlebot3.hpp</w:t>
             </w:r>
           </w:p>
         </w:tc>
@@ -5083,6 +5235,9 @@
             <w:pPr>
               <w:spacing w:after="0" w:before="0" w:line="260"/>
             </w:pPr>
+            <w:r>
+              <w:t xml:space="preserve">void check_device_status()</w:t>
+            </w:r>
           </w:p>
         </w:tc>
         <w:tc>
@@ -5106,6 +5261,95 @@
             <w:pPr>
               <w:spacing w:after="0" w:before="0" w:line="260"/>
             </w:pPr>
+            <w:r>
+              <w:t xml:space="preserve">bool check_device_status()로 반환형 변경</w:t>
+            </w:r>
+          </w:p>
+        </w:tc>
+      </w:tr>
+      <w:tr>
+        <w:tc>
+          <w:tcPr>
+            <w:tcW w:type="dxa" w:w="1500"/>
+            <w:tcBorders>
+              <w:top w:val="single" w:color="DEDEDE" w:sz="6"/>
+              <w:left w:val="single" w:color="DEDEDE" w:sz="6"/>
+              <w:bottom w:val="single" w:color="DEDEDE" w:sz="6"/>
+              <w:right w:val="single" w:color="DEDEDE" w:sz="6"/>
+            </w:tcBorders>
+            <w:tcMar>
+              <w:top w:type="dxa" w:w="70"/>
+              <w:left w:type="dxa" w:w="110"/>
+              <w:bottom w:type="dxa" w:w="70"/>
+              <w:right w:type="dxa" w:w="110"/>
+            </w:tcMar>
+            <w:vAlign w:val="center"/>
+          </w:tcPr>
+          <w:p>
+            <w:pPr>
+              <w:spacing w:after="0" w:before="0" w:line="260"/>
+            </w:pPr>
+            <w:r>
+              <w:rPr>
+                <w:rFonts w:ascii="맑은 고딕" w:cs="맑은 고딕" w:eastAsia="맑은 고딕" w:hAnsi="맑은 고딕"/>
+                <w:color w:val="3C3429"/>
+                <w:sz w:val="17"/>
+                <w:szCs w:val="17"/>
+              </w:rPr>
+              <w:t xml:space="preserve">turtlebot3_node/src/turtlebot3.cpp</w:t>
+            </w:r>
+          </w:p>
+        </w:tc>
+        <w:tc>
+          <w:tcPr>
+            <w:tcW w:type="dxa" w:w="3000"/>
+            <w:tcBorders>
+              <w:top w:val="single" w:color="DEDEDE" w:sz="6"/>
+              <w:left w:val="single" w:color="DEDEDE" w:sz="6"/>
+              <w:bottom w:val="single" w:color="DEDEDE" w:sz="6"/>
+              <w:right w:val="single" w:color="DEDEDE" w:sz="6"/>
+            </w:tcBorders>
+            <w:tcMar>
+              <w:top w:type="dxa" w:w="70"/>
+              <w:left w:type="dxa" w:w="110"/>
+              <w:bottom w:type="dxa" w:w="70"/>
+              <w:right w:type="dxa" w:w="110"/>
+            </w:tcMar>
+            <w:vAlign w:val="center"/>
+          </w:tcPr>
+          <w:p>
+            <w:pPr>
+              <w:spacing w:after="0" w:before="0" w:line="260"/>
+            </w:pPr>
+            <w:r>
+              <w:t xml:space="preserve">연결 확인 1회 실패 시 즉시 shutdown, 생성자는 계속 진행</w:t>
+            </w:r>
+          </w:p>
+        </w:tc>
+        <w:tc>
+          <w:tcPr>
+            <w:tcW w:type="dxa" w:w="5246"/>
+            <w:tcBorders>
+              <w:top w:val="single" w:color="DEDEDE" w:sz="6"/>
+              <w:left w:val="single" w:color="DEDEDE" w:sz="6"/>
+              <w:bottom w:val="single" w:color="DEDEDE" w:sz="6"/>
+              <w:right w:val="single" w:color="DEDEDE" w:sz="6"/>
+            </w:tcBorders>
+            <w:tcMar>
+              <w:top w:type="dxa" w:w="70"/>
+              <w:left w:type="dxa" w:w="110"/>
+              <w:bottom w:type="dxa" w:w="70"/>
+              <w:right w:type="dxa" w:w="110"/>
+            </w:tcMar>
+            <w:vAlign w:val="center"/>
+          </w:tcPr>
+          <w:p>
+            <w:pPr>
+              <w:spacing w:after="0" w:before="0" w:line="260"/>
+            </w:pPr>
+            <w:r>
+              <w:t xml:space="preserve">200ms 간격 최대 25회(약 5초) 재시도 후에도 실패해야 false 반환. 생성자는 false면 즉시 return하여 이후 모터/휠/센서/퍼블리셔 생성 단계를 건너뜀</w:t>
+            </w:r>
           </w:p>
         </w:tc>
       </w:tr>
@@ -5154,7 +5398,17 @@
                 <w:sz w:val="16"/>
                 <w:szCs w:val="16"/>
               </w:rPr>
-              <w:t xml:space="preserve"># 적용 명령</w:t>
+              <w:t xml:space="preserve">cd ~/turtlebot3_ws</w:t>
+              <w:br/>
+              <w:t xml:space="preserve">colcon build --packages-select turtlebot3_node</w:t>
+              <w:br/>
+              <w:t xml:space="preserve">source ~/turtlebot3_ws/install/setup.bash</w:t>
+              <w:br/>
+              <w:t xml:space="preserve">ros2 launch arduino_bridge robot_with_arduino.launch.py</w:t>
+              <w:br/>
+              <w:t xml:space="preserve">ros2 node list | grep -i turtlebot3</w:t>
+              <w:br/>
+              <w:t xml:space="preserve">ros2 topic echo /battery_state --once</w:t>
             </w:r>
           </w:p>
           <w:p>
@@ -5207,7 +5461,7 @@
           <w:sz w:val="17"/>
           <w:szCs w:val="17"/>
         </w:rPr>
-        <w:t xml:space="preserve">무엇을 관측해 해결로 판단했는가 (수치·로그·화면)</w:t>
+        <w:t xml:space="preserve">수정 후 bringup 로그(2026-08-06 18:15 KST): OpenCR 재부팅 대기 재시도 로그가 약 2~3초 반복된 뒤 연결 성공, 프로세스가 죽지 않고 유지됨. ros2 node list에 /turtlebot3_node 등록, ros2 topic echo /battery_state --once로 voltage 12.06V·percentage 86.66% 정상 수신. GUI 헤더 ROS2/배터리 표시등도 정상 갱신 확인.</w:t>
       </w:r>
     </w:p>
     <w:p>
@@ -5226,7 +5480,7 @@
           <w:sz w:val="17"/>
           <w:szCs w:val="17"/>
         </w:rPr>
-        <w:t xml:space="preserve">재현 절차를 다시 수행한 결과와 횟수</w:t>
+        <w:t xml:space="preserve">주의: 이 수정은 ~/turtlebot3_ws의 로컬 소스에만 적용된 상태 — ROBOTIS 원본을 다시 클론/업데이트하면 사라지고 재발한다. 재시도 상한(5초)을 넘겨도 실패하면 타이밍이 아니라 OpenCR 전원/USB 케이블 등 실제 하드웨어 이슈를 의심할 것.</w:t>
       </w:r>
     </w:p>
     <w:p>
@@ -5366,7 +5620,7 @@
                 <w:sz w:val="17"/>
                 <w:szCs w:val="17"/>
               </w:rPr>
-              <w:t xml:space="preserve">개발 규칙서 / 체크리스트 / 코드 / 없음</w:t>
+              <w:t xml:space="preserve">코드</w:t>
             </w:r>
           </w:p>
         </w:tc>
@@ -5391,6 +5645,1954 @@
             <w:pPr>
               <w:spacing w:after="0" w:before="0" w:line="260"/>
             </w:pPr>
+            <w:r>
+              <w:t xml:space="preserve">~/turtlebot3_ws가 git으로 관리 중이면 이 수정을 반드시 커밋해서 남길 것. 이 저장소(aurix_medirun)의 src/turtlebot3/turtlebot3_node도 동일하게 수정된 상태(커밋 여부 별도 확인 필요).</w:t>
+            </w:r>
+          </w:p>
+        </w:tc>
+      </w:tr>
+    </w:tbl>
+    <w:p>
+      <w:pPr>
+        <w:pStyle w:val="Heading2"/>
+        <w:pBdr>
+          <w:left w:val="single" w:color="D9A441" w:sz="24" w:space="8"/>
+        </w:pBdr>
+        <w:spacing w:after="180" w:before="380" w:line="280"/>
+        <w:ind w:left="140"/>
+      </w:pPr>
+      <w:r>
+        <w:rPr>
+          <w:rFonts w:ascii="맑은 고딕" w:cs="맑은 고딕" w:eastAsia="맑은 고딕" w:hAnsi="맑은 고딕"/>
+          <w:b/>
+          <w:bCs/>
+          <w:color w:val="241B12"/>
+          <w:sz w:val="26"/>
+          <w:szCs w:val="26"/>
+        </w:rPr>
+        <w:t xml:space="preserve">4.2 TS-HW-02 (실시간 관제 페이지 "AED 적재" 값이 GUI에 반영되지 않음 — 홀센서 edge-triggered 전송 + payload QoS 불일치)</w:t>
+      </w:r>
+    </w:p>
+    <w:p>
+      <w:pPr>
+        <w:pStyle w:val="Heading3"/>
+        <w:spacing w:after="120" w:before="260" w:line="260"/>
+      </w:pPr>
+      <w:r>
+        <w:rPr>
+          <w:rFonts w:ascii="맑은 고딕" w:cs="맑은 고딕" w:eastAsia="맑은 고딕" w:hAnsi="맑은 고딕"/>
+          <w:b/>
+          <w:bCs/>
+          <w:color w:val="241B12"/>
+          <w:sz w:val="21"/>
+          <w:szCs w:val="21"/>
+        </w:rPr>
+        <w:t xml:space="preserve">개요</w:t>
+      </w:r>
+    </w:p>
+    <w:tbl>
+      <w:tblPr>
+        <w:tblW w:type="dxa" w:w="9746"/>
+        <w:tblBorders>
+          <w:top w:val="single" w:color="DEDEDE" w:sz="6"/>
+          <w:left w:val="single" w:color="DEDEDE" w:sz="6"/>
+          <w:bottom w:val="single" w:color="DEDEDE" w:sz="6"/>
+          <w:right w:val="single" w:color="DEDEDE" w:sz="6"/>
+          <w:insideH w:val="single" w:color="DEDEDE" w:sz="6"/>
+          <w:insideV w:val="single" w:color="DEDEDE" w:sz="6"/>
+        </w:tblBorders>
+      </w:tblPr>
+      <w:tblGrid>
+        <w:gridCol w:w="2600"/>
+        <w:gridCol w:w="7146"/>
+      </w:tblGrid>
+      <w:tr>
+        <w:trPr>
+          <w:tblHeader/>
+        </w:trPr>
+        <w:tc>
+          <w:tcPr>
+            <w:tcW w:type="dxa" w:w="2600"/>
+            <w:tcBorders>
+              <w:top w:val="single" w:color="49361D" w:sz="6"/>
+              <w:left w:val="single" w:color="49361D" w:sz="6"/>
+              <w:bottom w:val="single" w:color="49361D" w:sz="6"/>
+              <w:right w:val="single" w:color="49361D" w:sz="6"/>
+            </w:tcBorders>
+            <w:shd w:fill="241B12" w:color="auto" w:val="clear"/>
+            <w:tcMar>
+              <w:top w:type="dxa" w:w="90"/>
+              <w:left w:type="dxa" w:w="110"/>
+              <w:bottom w:type="dxa" w:w="90"/>
+              <w:right w:type="dxa" w:w="110"/>
+            </w:tcMar>
+            <w:vAlign w:val="center"/>
+          </w:tcPr>
+          <w:p>
+            <w:pPr>
+              <w:spacing w:after="0" w:before="0" w:line="260"/>
+            </w:pPr>
+            <w:r>
+              <w:rPr>
+                <w:rFonts w:ascii="맑은 고딕" w:cs="맑은 고딕" w:eastAsia="맑은 고딕" w:hAnsi="맑은 고딕"/>
+                <w:b/>
+                <w:bCs/>
+                <w:color w:val="F4CF87"/>
+                <w:sz w:val="17"/>
+                <w:szCs w:val="17"/>
+              </w:rPr>
+              <w:t xml:space="preserve">항목</w:t>
+            </w:r>
+          </w:p>
+        </w:tc>
+        <w:tc>
+          <w:tcPr>
+            <w:tcW w:type="dxa" w:w="7146"/>
+            <w:tcBorders>
+              <w:top w:val="single" w:color="49361D" w:sz="6"/>
+              <w:left w:val="single" w:color="49361D" w:sz="6"/>
+              <w:bottom w:val="single" w:color="49361D" w:sz="6"/>
+              <w:right w:val="single" w:color="49361D" w:sz="6"/>
+            </w:tcBorders>
+            <w:shd w:fill="241B12" w:color="auto" w:val="clear"/>
+            <w:tcMar>
+              <w:top w:type="dxa" w:w="90"/>
+              <w:left w:type="dxa" w:w="110"/>
+              <w:bottom w:type="dxa" w:w="90"/>
+              <w:right w:type="dxa" w:w="110"/>
+            </w:tcMar>
+            <w:vAlign w:val="center"/>
+          </w:tcPr>
+          <w:p>
+            <w:pPr>
+              <w:spacing w:after="0" w:before="0" w:line="260"/>
+            </w:pPr>
+            <w:r>
+              <w:rPr>
+                <w:rFonts w:ascii="맑은 고딕" w:cs="맑은 고딕" w:eastAsia="맑은 고딕" w:hAnsi="맑은 고딕"/>
+                <w:b/>
+                <w:bCs/>
+                <w:color w:val="F4CF87"/>
+                <w:sz w:val="17"/>
+                <w:szCs w:val="17"/>
+              </w:rPr>
+              <w:t xml:space="preserve">내용</w:t>
+            </w:r>
+          </w:p>
+        </w:tc>
+      </w:tr>
+      <w:tr>
+        <w:tc>
+          <w:tcPr>
+            <w:tcW w:type="dxa" w:w="2600"/>
+            <w:tcBorders>
+              <w:top w:val="single" w:color="DEDEDE" w:sz="6"/>
+              <w:left w:val="single" w:color="DEDEDE" w:sz="6"/>
+              <w:bottom w:val="single" w:color="DEDEDE" w:sz="6"/>
+              <w:right w:val="single" w:color="DEDEDE" w:sz="6"/>
+            </w:tcBorders>
+            <w:tcMar>
+              <w:top w:type="dxa" w:w="70"/>
+              <w:left w:type="dxa" w:w="110"/>
+              <w:bottom w:type="dxa" w:w="70"/>
+              <w:right w:type="dxa" w:w="110"/>
+            </w:tcMar>
+            <w:vAlign w:val="center"/>
+          </w:tcPr>
+          <w:p>
+            <w:pPr>
+              <w:spacing w:after="0" w:before="0" w:line="260"/>
+            </w:pPr>
+            <w:r>
+              <w:rPr>
+                <w:rFonts w:ascii="맑은 고딕" w:cs="맑은 고딕" w:eastAsia="맑은 고딕" w:hAnsi="맑은 고딕"/>
+                <w:color w:val="3C3429"/>
+                <w:sz w:val="17"/>
+                <w:szCs w:val="17"/>
+              </w:rPr>
+              <w:t xml:space="preserve">심각도 / 상태</w:t>
+            </w:r>
+          </w:p>
+        </w:tc>
+        <w:tc>
+          <w:tcPr>
+            <w:tcW w:type="dxa" w:w="7146"/>
+            <w:tcBorders>
+              <w:top w:val="single" w:color="DEDEDE" w:sz="6"/>
+              <w:left w:val="single" w:color="DEDEDE" w:sz="6"/>
+              <w:bottom w:val="single" w:color="DEDEDE" w:sz="6"/>
+              <w:right w:val="single" w:color="DEDEDE" w:sz="6"/>
+            </w:tcBorders>
+            <w:tcMar>
+              <w:top w:type="dxa" w:w="70"/>
+              <w:left w:type="dxa" w:w="110"/>
+              <w:bottom w:type="dxa" w:w="70"/>
+              <w:right w:type="dxa" w:w="110"/>
+            </w:tcMar>
+            <w:vAlign w:val="center"/>
+          </w:tcPr>
+          <w:p>
+            <w:pPr>
+              <w:spacing w:after="0" w:before="0" w:line="260"/>
+            </w:pPr>
+            <w:r>
+              <w:rPr>
+                <w:rFonts w:ascii="맑은 고딕" w:cs="맑은 고딕" w:eastAsia="맑은 고딕" w:hAnsi="맑은 고딕"/>
+                <w:color w:val="3C3429"/>
+                <w:sz w:val="17"/>
+                <w:szCs w:val="17"/>
+              </w:rPr>
+              <w:t xml:space="preserve">MAJOR / RESOLVED</w:t>
+            </w:r>
+          </w:p>
+        </w:tc>
+      </w:tr>
+      <w:tr>
+        <w:tc>
+          <w:tcPr>
+            <w:tcW w:type="dxa" w:w="2600"/>
+            <w:tcBorders>
+              <w:top w:val="single" w:color="DEDEDE" w:sz="6"/>
+              <w:left w:val="single" w:color="DEDEDE" w:sz="6"/>
+              <w:bottom w:val="single" w:color="DEDEDE" w:sz="6"/>
+              <w:right w:val="single" w:color="DEDEDE" w:sz="6"/>
+            </w:tcBorders>
+            <w:shd w:fill="FAFAFA" w:color="auto" w:val="clear"/>
+            <w:tcMar>
+              <w:top w:type="dxa" w:w="70"/>
+              <w:left w:type="dxa" w:w="110"/>
+              <w:bottom w:type="dxa" w:w="70"/>
+              <w:right w:type="dxa" w:w="110"/>
+            </w:tcMar>
+            <w:vAlign w:val="center"/>
+          </w:tcPr>
+          <w:p>
+            <w:pPr>
+              <w:spacing w:after="0" w:before="0" w:line="260"/>
+            </w:pPr>
+            <w:r>
+              <w:rPr>
+                <w:rFonts w:ascii="맑은 고딕" w:cs="맑은 고딕" w:eastAsia="맑은 고딕" w:hAnsi="맑은 고딕"/>
+                <w:color w:val="3C3429"/>
+                <w:sz w:val="17"/>
+                <w:szCs w:val="17"/>
+              </w:rPr>
+              <w:t xml:space="preserve">발생일 / 해결일</w:t>
+            </w:r>
+          </w:p>
+        </w:tc>
+        <w:tc>
+          <w:tcPr>
+            <w:tcW w:type="dxa" w:w="7146"/>
+            <w:tcBorders>
+              <w:top w:val="single" w:color="DEDEDE" w:sz="6"/>
+              <w:left w:val="single" w:color="DEDEDE" w:sz="6"/>
+              <w:bottom w:val="single" w:color="DEDEDE" w:sz="6"/>
+              <w:right w:val="single" w:color="DEDEDE" w:sz="6"/>
+            </w:tcBorders>
+            <w:shd w:fill="FAFAFA" w:color="auto" w:val="clear"/>
+            <w:tcMar>
+              <w:top w:type="dxa" w:w="70"/>
+              <w:left w:type="dxa" w:w="110"/>
+              <w:bottom w:type="dxa" w:w="70"/>
+              <w:right w:type="dxa" w:w="110"/>
+            </w:tcMar>
+            <w:vAlign w:val="center"/>
+          </w:tcPr>
+          <w:p>
+            <w:pPr>
+              <w:spacing w:after="0" w:before="0" w:line="260"/>
+            </w:pPr>
+            <w:r>
+              <w:rPr>
+                <w:rFonts w:ascii="맑은 고딕" w:cs="맑은 고딕" w:eastAsia="맑은 고딕" w:hAnsi="맑은 고딕"/>
+                <w:color w:val="3C3429"/>
+                <w:sz w:val="17"/>
+                <w:szCs w:val="17"/>
+              </w:rPr>
+              <w:t xml:space="preserve">2026-08-11 / 2026-08-11</w:t>
+            </w:r>
+          </w:p>
+        </w:tc>
+      </w:tr>
+      <w:tr>
+        <w:tc>
+          <w:tcPr>
+            <w:tcW w:type="dxa" w:w="2600"/>
+            <w:tcBorders>
+              <w:top w:val="single" w:color="DEDEDE" w:sz="6"/>
+              <w:left w:val="single" w:color="DEDEDE" w:sz="6"/>
+              <w:bottom w:val="single" w:color="DEDEDE" w:sz="6"/>
+              <w:right w:val="single" w:color="DEDEDE" w:sz="6"/>
+            </w:tcBorders>
+            <w:tcMar>
+              <w:top w:type="dxa" w:w="70"/>
+              <w:left w:type="dxa" w:w="110"/>
+              <w:bottom w:type="dxa" w:w="70"/>
+              <w:right w:type="dxa" w:w="110"/>
+            </w:tcMar>
+            <w:vAlign w:val="center"/>
+          </w:tcPr>
+          <w:p>
+            <w:pPr>
+              <w:spacing w:after="0" w:before="0" w:line="260"/>
+            </w:pPr>
+            <w:r>
+              <w:rPr>
+                <w:rFonts w:ascii="맑은 고딕" w:cs="맑은 고딕" w:eastAsia="맑은 고딕" w:hAnsi="맑은 고딕"/>
+                <w:color w:val="3C3429"/>
+                <w:sz w:val="17"/>
+                <w:szCs w:val="17"/>
+              </w:rPr>
+              <w:t xml:space="preserve">담당</w:t>
+            </w:r>
+          </w:p>
+        </w:tc>
+        <w:tc>
+          <w:tcPr>
+            <w:tcW w:type="dxa" w:w="7146"/>
+            <w:tcBorders>
+              <w:top w:val="single" w:color="DEDEDE" w:sz="6"/>
+              <w:left w:val="single" w:color="DEDEDE" w:sz="6"/>
+              <w:bottom w:val="single" w:color="DEDEDE" w:sz="6"/>
+              <w:right w:val="single" w:color="DEDEDE" w:sz="6"/>
+            </w:tcBorders>
+            <w:tcMar>
+              <w:top w:type="dxa" w:w="70"/>
+              <w:left w:type="dxa" w:w="110"/>
+              <w:bottom w:type="dxa" w:w="70"/>
+              <w:right w:type="dxa" w:w="110"/>
+            </w:tcMar>
+            <w:vAlign w:val="center"/>
+          </w:tcPr>
+          <w:p>
+            <w:pPr>
+              <w:spacing w:after="0" w:before="0" w:line="260"/>
+            </w:pPr>
+            <w:r>
+              <w:rPr>
+                <w:rFonts w:ascii="맑은 고딕" w:cs="맑은 고딕" w:eastAsia="맑은 고딕" w:hAnsi="맑은 고딕"/>
+                <w:color w:val="3C3429"/>
+                <w:sz w:val="17"/>
+                <w:szCs w:val="17"/>
+              </w:rPr>
+              <w:t xml:space="preserve">미상</w:t>
+            </w:r>
+          </w:p>
+        </w:tc>
+      </w:tr>
+      <w:tr>
+        <w:tc>
+          <w:tcPr>
+            <w:tcW w:type="dxa" w:w="2600"/>
+            <w:tcBorders>
+              <w:top w:val="single" w:color="DEDEDE" w:sz="6"/>
+              <w:left w:val="single" w:color="DEDEDE" w:sz="6"/>
+              <w:bottom w:val="single" w:color="DEDEDE" w:sz="6"/>
+              <w:right w:val="single" w:color="DEDEDE" w:sz="6"/>
+            </w:tcBorders>
+            <w:shd w:fill="FAFAFA" w:color="auto" w:val="clear"/>
+            <w:tcMar>
+              <w:top w:type="dxa" w:w="70"/>
+              <w:left w:type="dxa" w:w="110"/>
+              <w:bottom w:type="dxa" w:w="70"/>
+              <w:right w:type="dxa" w:w="110"/>
+            </w:tcMar>
+            <w:vAlign w:val="center"/>
+          </w:tcPr>
+          <w:p>
+            <w:pPr>
+              <w:spacing w:after="0" w:before="0" w:line="260"/>
+            </w:pPr>
+            <w:r>
+              <w:rPr>
+                <w:rFonts w:ascii="맑은 고딕" w:cs="맑은 고딕" w:eastAsia="맑은 고딕" w:hAnsi="맑은 고딕"/>
+                <w:color w:val="3C3429"/>
+                <w:sz w:val="17"/>
+                <w:szCs w:val="17"/>
+              </w:rPr>
+              <w:t xml:space="preserve">환경</w:t>
+            </w:r>
+          </w:p>
+        </w:tc>
+        <w:tc>
+          <w:tcPr>
+            <w:tcW w:type="dxa" w:w="7146"/>
+            <w:tcBorders>
+              <w:top w:val="single" w:color="DEDEDE" w:sz="6"/>
+              <w:left w:val="single" w:color="DEDEDE" w:sz="6"/>
+              <w:bottom w:val="single" w:color="DEDEDE" w:sz="6"/>
+              <w:right w:val="single" w:color="DEDEDE" w:sz="6"/>
+            </w:tcBorders>
+            <w:shd w:fill="FAFAFA" w:color="auto" w:val="clear"/>
+            <w:tcMar>
+              <w:top w:type="dxa" w:w="70"/>
+              <w:left w:type="dxa" w:w="110"/>
+              <w:bottom w:type="dxa" w:w="70"/>
+              <w:right w:type="dxa" w:w="110"/>
+            </w:tcMar>
+            <w:vAlign w:val="center"/>
+          </w:tcPr>
+          <w:p>
+            <w:pPr>
+              <w:spacing w:after="0" w:before="0" w:line="260"/>
+            </w:pPr>
+            <w:r>
+              <w:rPr>
+                <w:rFonts w:ascii="맑은 고딕" w:cs="맑은 고딕" w:eastAsia="맑은 고딕" w:hAnsi="맑은 고딕"/>
+                <w:color w:val="3C3429"/>
+                <w:sz w:val="17"/>
+                <w:szCs w:val="17"/>
+              </w:rPr>
+              <w:t xml:space="preserve">firmware/all_in_one_module.ino(아두이노 통합 펌웨어) · arduino_bridge/serial_bridge.cpp · medirun_gui rossensortelemetryprovider.cpp · rmw_cyclonedds_cpp</w:t>
+            </w:r>
+          </w:p>
+        </w:tc>
+      </w:tr>
+      <w:tr>
+        <w:tc>
+          <w:tcPr>
+            <w:tcW w:type="dxa" w:w="2600"/>
+            <w:tcBorders>
+              <w:top w:val="single" w:color="DEDEDE" w:sz="6"/>
+              <w:left w:val="single" w:color="DEDEDE" w:sz="6"/>
+              <w:bottom w:val="single" w:color="DEDEDE" w:sz="6"/>
+              <w:right w:val="single" w:color="DEDEDE" w:sz="6"/>
+            </w:tcBorders>
+            <w:tcMar>
+              <w:top w:type="dxa" w:w="70"/>
+              <w:left w:type="dxa" w:w="110"/>
+              <w:bottom w:type="dxa" w:w="70"/>
+              <w:right w:type="dxa" w:w="110"/>
+            </w:tcMar>
+            <w:vAlign w:val="center"/>
+          </w:tcPr>
+          <w:p>
+            <w:pPr>
+              <w:spacing w:after="0" w:before="0" w:line="260"/>
+            </w:pPr>
+            <w:r>
+              <w:rPr>
+                <w:rFonts w:ascii="맑은 고딕" w:cs="맑은 고딕" w:eastAsia="맑은 고딕" w:hAnsi="맑은 고딕"/>
+                <w:color w:val="3C3429"/>
+                <w:sz w:val="17"/>
+                <w:szCs w:val="17"/>
+              </w:rPr>
+              <w:t xml:space="preserve">관련</w:t>
+            </w:r>
+          </w:p>
+        </w:tc>
+        <w:tc>
+          <w:tcPr>
+            <w:tcW w:type="dxa" w:w="7146"/>
+            <w:tcBorders>
+              <w:top w:val="single" w:color="DEDEDE" w:sz="6"/>
+              <w:left w:val="single" w:color="DEDEDE" w:sz="6"/>
+              <w:bottom w:val="single" w:color="DEDEDE" w:sz="6"/>
+              <w:right w:val="single" w:color="DEDEDE" w:sz="6"/>
+            </w:tcBorders>
+            <w:tcMar>
+              <w:top w:type="dxa" w:w="70"/>
+              <w:left w:type="dxa" w:w="110"/>
+              <w:bottom w:type="dxa" w:w="70"/>
+              <w:right w:type="dxa" w:w="110"/>
+            </w:tcMar>
+            <w:vAlign w:val="center"/>
+          </w:tcPr>
+          <w:p>
+            <w:pPr>
+              <w:spacing w:after="0" w:before="0" w:line="260"/>
+            </w:pPr>
+            <w:r>
+              <w:rPr>
+                <w:rFonts w:ascii="맑은 고딕" w:cs="맑은 고딕" w:eastAsia="맑은 고딕" w:hAnsi="맑은 고딕"/>
+                <w:color w:val="3C3429"/>
+                <w:sz w:val="17"/>
+                <w:szCs w:val="17"/>
+              </w:rPr>
+              <w:t xml:space="preserve">COMM(arduino_bridge/serial_bridge.cpp의 /arduino/payload_loaded 퍼블리셔 QoS도 함께 수정 — transient_local→volatile). §7 [[2026-08-09_미션관제_이력위젯_크래시.md]] 참고(빌드 트리 이원화 주의사항 공통)</w:t>
+            </w:r>
+          </w:p>
+        </w:tc>
+      </w:tr>
+    </w:tbl>
+    <w:p>
+      <w:pPr>
+        <w:pStyle w:val="Heading3"/>
+        <w:spacing w:after="120" w:before="260" w:line="260"/>
+      </w:pPr>
+      <w:r>
+        <w:rPr>
+          <w:rFonts w:ascii="맑은 고딕" w:cs="맑은 고딕" w:eastAsia="맑은 고딕" w:hAnsi="맑은 고딕"/>
+          <w:b/>
+          <w:bCs/>
+          <w:color w:val="241B12"/>
+          <w:sz w:val="21"/>
+          <w:szCs w:val="21"/>
+        </w:rPr>
+        <w:t xml:space="preserve">증상</w:t>
+      </w:r>
+    </w:p>
+    <w:p>
+      <w:pPr>
+        <w:spacing w:after="140" w:before="0" w:line="260"/>
+      </w:pPr>
+      <w:r>
+        <w:rPr>
+          <w:rFonts w:ascii="맑은 고딕" w:cs="맑은 고딕" w:eastAsia="맑은 고딕" w:hAnsi="맑은 고딕"/>
+          <w:color w:val="3C3429"/>
+          <w:sz w:val="17"/>
+          <w:szCs w:val="17"/>
+        </w:rPr>
+        <w:t xml:space="preserve">실시간 관제 페이지의 "AED 적재" 표시가 값을 전혀 못 받아 빈칸/기본값 그대로 남는다. 같은 아두이노 보드가 보내는 전방/후방 초음파(DIST:/DIST_REAR:)는 정상 표시된다 — 홀센서(/arduino/payload_loaded) 토픽만 유독 안 됨.</w:t>
+      </w:r>
+    </w:p>
+    <w:tbl>
+      <w:tblPr>
+        <w:tblW w:type="dxa" w:w="9746"/>
+        <w:tblBorders>
+          <w:top w:val="single" w:color="DEDEDE" w:sz="6"/>
+          <w:left w:val="single" w:color="DEDEDE" w:sz="6"/>
+          <w:bottom w:val="single" w:color="DEDEDE" w:sz="6"/>
+          <w:right w:val="single" w:color="DEDEDE" w:sz="6"/>
+          <w:insideH w:val="single" w:color="DEDEDE" w:sz="6"/>
+          <w:insideV w:val="single" w:color="DEDEDE" w:sz="6"/>
+        </w:tblBorders>
+      </w:tblPr>
+      <w:tblGrid>
+        <w:gridCol w:w="9746"/>
+      </w:tblGrid>
+      <w:tr>
+        <w:tc>
+          <w:tcPr>
+            <w:tcW w:type="dxa" w:w="9746"/>
+            <w:tcBorders>
+              <w:top w:val="single" w:color="DEDEDE" w:sz="6"/>
+              <w:left w:val="single" w:color="DEDEDE" w:sz="6"/>
+              <w:bottom w:val="single" w:color="DEDEDE" w:sz="6"/>
+              <w:right w:val="single" w:color="DEDEDE" w:sz="6"/>
+            </w:tcBorders>
+            <w:shd w:fill="F7F8FA" w:color="auto" w:val="clear"/>
+            <w:tcMar>
+              <w:top w:type="dxa" w:w="140"/>
+              <w:left w:type="dxa" w:w="160"/>
+              <w:bottom w:type="dxa" w:w="140"/>
+              <w:right w:type="dxa" w:w="160"/>
+            </w:tcMar>
+          </w:tcPr>
+          <w:p>
+            <w:pPr>
+              <w:spacing w:after="20" w:line="240"/>
+            </w:pPr>
+            <w:r>
+              <w:rPr>
+                <w:rFonts w:ascii="Consolas" w:cs="Consolas" w:eastAsia="Consolas" w:hAnsi="Consolas"/>
+                <w:color w:val="3C3429"/>
+                <w:sz w:val="16"/>
+                <w:szCs w:val="16"/>
+              </w:rPr>
+              <w:t xml:space="preserve">(별도 로그 없음)</w:t>
+            </w:r>
+          </w:p>
+          <w:p>
+            <w:pPr>
+              <w:spacing w:after="20" w:line="240"/>
+            </w:pPr>
+            <w:r>
+              <w:rPr>
+                <w:rFonts w:ascii="Consolas" w:cs="Consolas" w:eastAsia="Consolas" w:hAnsi="Consolas"/>
+                <w:color w:val="3C3429"/>
+                <w:sz w:val="16"/>
+                <w:szCs w:val="16"/>
+              </w:rPr>
+              <w:t xml:space="preserve">출력 또는 에러 메시지</w:t>
+            </w:r>
+          </w:p>
+        </w:tc>
+      </w:tr>
+    </w:tbl>
+    <w:p>
+      <w:pPr>
+        <w:pStyle w:val="Heading3"/>
+        <w:spacing w:after="120" w:before="260" w:line="260"/>
+      </w:pPr>
+      <w:r>
+        <w:rPr>
+          <w:rFonts w:ascii="맑은 고딕" w:cs="맑은 고딕" w:eastAsia="맑은 고딕" w:hAnsi="맑은 고딕"/>
+          <w:b/>
+          <w:bCs/>
+          <w:color w:val="241B12"/>
+          <w:sz w:val="21"/>
+          <w:szCs w:val="21"/>
+        </w:rPr>
+        <w:t xml:space="preserve">재현 절차</w:t>
+      </w:r>
+    </w:p>
+    <w:tbl>
+      <w:tblPr>
+        <w:tblW w:type="dxa" w:w="9746"/>
+        <w:tblBorders>
+          <w:top w:val="single" w:color="DEDEDE" w:sz="6"/>
+          <w:left w:val="single" w:color="DEDEDE" w:sz="6"/>
+          <w:bottom w:val="single" w:color="DEDEDE" w:sz="6"/>
+          <w:right w:val="single" w:color="DEDEDE" w:sz="6"/>
+          <w:insideH w:val="single" w:color="DEDEDE" w:sz="6"/>
+          <w:insideV w:val="single" w:color="DEDEDE" w:sz="6"/>
+        </w:tblBorders>
+      </w:tblPr>
+      <w:tblGrid>
+        <w:gridCol w:w="1500"/>
+        <w:gridCol w:w="3000"/>
+        <w:gridCol w:w="5246"/>
+      </w:tblGrid>
+      <w:tr>
+        <w:trPr>
+          <w:tblHeader/>
+        </w:trPr>
+        <w:tc>
+          <w:tcPr>
+            <w:tcW w:type="dxa" w:w="1500"/>
+            <w:tcBorders>
+              <w:top w:val="single" w:color="49361D" w:sz="6"/>
+              <w:left w:val="single" w:color="49361D" w:sz="6"/>
+              <w:bottom w:val="single" w:color="49361D" w:sz="6"/>
+              <w:right w:val="single" w:color="49361D" w:sz="6"/>
+            </w:tcBorders>
+            <w:shd w:fill="241B12" w:color="auto" w:val="clear"/>
+            <w:tcMar>
+              <w:top w:type="dxa" w:w="90"/>
+              <w:left w:type="dxa" w:w="110"/>
+              <w:bottom w:type="dxa" w:w="90"/>
+              <w:right w:type="dxa" w:w="110"/>
+            </w:tcMar>
+            <w:vAlign w:val="center"/>
+          </w:tcPr>
+          <w:p>
+            <w:pPr>
+              <w:spacing w:after="0" w:before="0" w:line="260"/>
+            </w:pPr>
+            <w:r>
+              <w:rPr>
+                <w:rFonts w:ascii="맑은 고딕" w:cs="맑은 고딕" w:eastAsia="맑은 고딕" w:hAnsi="맑은 고딕"/>
+                <w:b/>
+                <w:bCs/>
+                <w:color w:val="F4CF87"/>
+                <w:sz w:val="17"/>
+                <w:szCs w:val="17"/>
+              </w:rPr>
+              <w:t xml:space="preserve">#</w:t>
+            </w:r>
+          </w:p>
+        </w:tc>
+        <w:tc>
+          <w:tcPr>
+            <w:tcW w:type="dxa" w:w="3000"/>
+            <w:tcBorders>
+              <w:top w:val="single" w:color="49361D" w:sz="6"/>
+              <w:left w:val="single" w:color="49361D" w:sz="6"/>
+              <w:bottom w:val="single" w:color="49361D" w:sz="6"/>
+              <w:right w:val="single" w:color="49361D" w:sz="6"/>
+            </w:tcBorders>
+            <w:shd w:fill="241B12" w:color="auto" w:val="clear"/>
+            <w:tcMar>
+              <w:top w:type="dxa" w:w="90"/>
+              <w:left w:type="dxa" w:w="110"/>
+              <w:bottom w:type="dxa" w:w="90"/>
+              <w:right w:type="dxa" w:w="110"/>
+            </w:tcMar>
+            <w:vAlign w:val="center"/>
+          </w:tcPr>
+          <w:p>
+            <w:pPr>
+              <w:spacing w:after="0" w:before="0" w:line="260"/>
+            </w:pPr>
+            <w:r>
+              <w:rPr>
+                <w:rFonts w:ascii="맑은 고딕" w:cs="맑은 고딕" w:eastAsia="맑은 고딕" w:hAnsi="맑은 고딕"/>
+                <w:b/>
+                <w:bCs/>
+                <w:color w:val="F4CF87"/>
+                <w:sz w:val="17"/>
+                <w:szCs w:val="17"/>
+              </w:rPr>
+              <w:t xml:space="preserve">동작</w:t>
+            </w:r>
+          </w:p>
+        </w:tc>
+        <w:tc>
+          <w:tcPr>
+            <w:tcW w:type="dxa" w:w="5246"/>
+            <w:tcBorders>
+              <w:top w:val="single" w:color="49361D" w:sz="6"/>
+              <w:left w:val="single" w:color="49361D" w:sz="6"/>
+              <w:bottom w:val="single" w:color="49361D" w:sz="6"/>
+              <w:right w:val="single" w:color="49361D" w:sz="6"/>
+            </w:tcBorders>
+            <w:shd w:fill="241B12" w:color="auto" w:val="clear"/>
+            <w:tcMar>
+              <w:top w:type="dxa" w:w="90"/>
+              <w:left w:type="dxa" w:w="110"/>
+              <w:bottom w:type="dxa" w:w="90"/>
+              <w:right w:type="dxa" w:w="110"/>
+            </w:tcMar>
+            <w:vAlign w:val="center"/>
+          </w:tcPr>
+          <w:p>
+            <w:pPr>
+              <w:spacing w:after="0" w:before="0" w:line="260"/>
+            </w:pPr>
+            <w:r>
+              <w:rPr>
+                <w:rFonts w:ascii="맑은 고딕" w:cs="맑은 고딕" w:eastAsia="맑은 고딕" w:hAnsi="맑은 고딕"/>
+                <w:b/>
+                <w:bCs/>
+                <w:color w:val="F4CF87"/>
+                <w:sz w:val="17"/>
+                <w:szCs w:val="17"/>
+              </w:rPr>
+              <w:t xml:space="preserve">결과</w:t>
+            </w:r>
+          </w:p>
+        </w:tc>
+      </w:tr>
+      <w:tr>
+        <w:tc>
+          <w:tcPr>
+            <w:tcW w:type="dxa" w:w="1500"/>
+            <w:tcBorders>
+              <w:top w:val="single" w:color="DEDEDE" w:sz="6"/>
+              <w:left w:val="single" w:color="DEDEDE" w:sz="6"/>
+              <w:bottom w:val="single" w:color="DEDEDE" w:sz="6"/>
+              <w:right w:val="single" w:color="DEDEDE" w:sz="6"/>
+            </w:tcBorders>
+            <w:tcMar>
+              <w:top w:type="dxa" w:w="70"/>
+              <w:left w:type="dxa" w:w="110"/>
+              <w:bottom w:type="dxa" w:w="70"/>
+              <w:right w:type="dxa" w:w="110"/>
+            </w:tcMar>
+            <w:vAlign w:val="center"/>
+          </w:tcPr>
+          <w:p>
+            <w:pPr>
+              <w:spacing w:after="0" w:before="0" w:line="260"/>
+            </w:pPr>
+            <w:r>
+              <w:rPr>
+                <w:rFonts w:ascii="맑은 고딕" w:cs="맑은 고딕" w:eastAsia="맑은 고딕" w:hAnsi="맑은 고딕"/>
+                <w:color w:val="3C3429"/>
+                <w:sz w:val="17"/>
+                <w:szCs w:val="17"/>
+              </w:rPr>
+              <w:t xml:space="preserve">1</w:t>
+            </w:r>
+          </w:p>
+        </w:tc>
+        <w:tc>
+          <w:tcPr>
+            <w:tcW w:type="dxa" w:w="3000"/>
+            <w:tcBorders>
+              <w:top w:val="single" w:color="DEDEDE" w:sz="6"/>
+              <w:left w:val="single" w:color="DEDEDE" w:sz="6"/>
+              <w:bottom w:val="single" w:color="DEDEDE" w:sz="6"/>
+              <w:right w:val="single" w:color="DEDEDE" w:sz="6"/>
+            </w:tcBorders>
+            <w:tcMar>
+              <w:top w:type="dxa" w:w="70"/>
+              <w:left w:type="dxa" w:w="110"/>
+              <w:bottom w:type="dxa" w:w="70"/>
+              <w:right w:type="dxa" w:w="110"/>
+            </w:tcMar>
+            <w:vAlign w:val="center"/>
+          </w:tcPr>
+          <w:p>
+            <w:pPr>
+              <w:spacing w:after="0" w:before="0" w:line="260"/>
+            </w:pPr>
+            <w:r>
+              <w:t xml:space="preserve">펌웨어 updateUltrasonic()/updateHall() 전송 방식 비교</w:t>
+            </w:r>
+          </w:p>
+        </w:tc>
+        <w:tc>
+          <w:tcPr>
+            <w:tcW w:type="dxa" w:w="5246"/>
+            <w:tcBorders>
+              <w:top w:val="single" w:color="DEDEDE" w:sz="6"/>
+              <w:left w:val="single" w:color="DEDEDE" w:sz="6"/>
+              <w:bottom w:val="single" w:color="DEDEDE" w:sz="6"/>
+              <w:right w:val="single" w:color="DEDEDE" w:sz="6"/>
+            </w:tcBorders>
+            <w:tcMar>
+              <w:top w:type="dxa" w:w="70"/>
+              <w:left w:type="dxa" w:w="110"/>
+              <w:bottom w:type="dxa" w:w="70"/>
+              <w:right w:type="dxa" w:w="110"/>
+            </w:tcMar>
+            <w:vAlign w:val="center"/>
+          </w:tcPr>
+          <w:p>
+            <w:pPr>
+              <w:spacing w:after="0" w:before="0" w:line="260"/>
+            </w:pPr>
+            <w:r>
+              <w:t xml:space="preserve">초음파는 100ms마다 변화 무관하게 계속 재전송하지만, 홀센서는 부팅 시 1회 + 상태 변화 시에만(edge-triggered) HALL:&lt;0|1&gt; 전송</w:t>
+            </w:r>
+          </w:p>
+        </w:tc>
+      </w:tr>
+      <w:tr>
+        <w:tc>
+          <w:tcPr>
+            <w:tcW w:type="dxa" w:w="1500"/>
+            <w:tcBorders>
+              <w:top w:val="single" w:color="DEDEDE" w:sz="6"/>
+              <w:left w:val="single" w:color="DEDEDE" w:sz="6"/>
+              <w:bottom w:val="single" w:color="DEDEDE" w:sz="6"/>
+              <w:right w:val="single" w:color="DEDEDE" w:sz="6"/>
+            </w:tcBorders>
+            <w:shd w:fill="FAFAFA" w:color="auto" w:val="clear"/>
+            <w:tcMar>
+              <w:top w:type="dxa" w:w="70"/>
+              <w:left w:type="dxa" w:w="110"/>
+              <w:bottom w:type="dxa" w:w="70"/>
+              <w:right w:type="dxa" w:w="110"/>
+            </w:tcMar>
+            <w:vAlign w:val="center"/>
+          </w:tcPr>
+          <w:p>
+            <w:pPr>
+              <w:spacing w:after="0" w:before="0" w:line="260"/>
+            </w:pPr>
+            <w:r>
+              <w:rPr>
+                <w:rFonts w:ascii="맑은 고딕" w:cs="맑은 고딕" w:eastAsia="맑은 고딕" w:hAnsi="맑은 고딕"/>
+                <w:color w:val="3C3429"/>
+                <w:sz w:val="17"/>
+                <w:szCs w:val="17"/>
+              </w:rPr>
+              <w:t xml:space="preserve">2</w:t>
+            </w:r>
+          </w:p>
+        </w:tc>
+        <w:tc>
+          <w:tcPr>
+            <w:tcW w:type="dxa" w:w="3000"/>
+            <w:tcBorders>
+              <w:top w:val="single" w:color="DEDEDE" w:sz="6"/>
+              <w:left w:val="single" w:color="DEDEDE" w:sz="6"/>
+              <w:bottom w:val="single" w:color="DEDEDE" w:sz="6"/>
+              <w:right w:val="single" w:color="DEDEDE" w:sz="6"/>
+            </w:tcBorders>
+            <w:shd w:fill="FAFAFA" w:color="auto" w:val="clear"/>
+            <w:tcMar>
+              <w:top w:type="dxa" w:w="70"/>
+              <w:left w:type="dxa" w:w="110"/>
+              <w:bottom w:type="dxa" w:w="70"/>
+              <w:right w:type="dxa" w:w="110"/>
+            </w:tcMar>
+            <w:vAlign w:val="center"/>
+          </w:tcPr>
+          <w:p>
+            <w:pPr>
+              <w:spacing w:after="0" w:before="0" w:line="260"/>
+            </w:pPr>
+            <w:r>
+              <w:t xml:space="preserve">serial_bridge.cpp의 payload_pub_ QoS 확인</w:t>
+            </w:r>
+          </w:p>
+        </w:tc>
+        <w:tc>
+          <w:tcPr>
+            <w:tcW w:type="dxa" w:w="5246"/>
+            <w:tcBorders>
+              <w:top w:val="single" w:color="DEDEDE" w:sz="6"/>
+              <w:left w:val="single" w:color="DEDEDE" w:sz="6"/>
+              <w:bottom w:val="single" w:color="DEDEDE" w:sz="6"/>
+              <w:right w:val="single" w:color="DEDEDE" w:sz="6"/>
+            </w:tcBorders>
+            <w:shd w:fill="FAFAFA" w:color="auto" w:val="clear"/>
+            <w:tcMar>
+              <w:top w:type="dxa" w:w="70"/>
+              <w:left w:type="dxa" w:w="110"/>
+              <w:bottom w:type="dxa" w:w="70"/>
+              <w:right w:type="dxa" w:w="110"/>
+            </w:tcMar>
+            <w:vAlign w:val="center"/>
+          </w:tcPr>
+          <w:p>
+            <w:pPr>
+              <w:spacing w:after="0" w:before="0" w:line="260"/>
+            </w:pPr>
+            <w:r>
+              <w:t xml:space="preserve">시스템 전체에서 유일하게 rclcpp::QoS(1).transient_local() 사용(다른 토픽은 기본 volatile)</w:t>
+            </w:r>
+          </w:p>
+        </w:tc>
+      </w:tr>
+      <w:tr>
+        <w:tc>
+          <w:tcPr>
+            <w:tcW w:type="dxa" w:w="1500"/>
+            <w:tcBorders>
+              <w:top w:val="single" w:color="DEDEDE" w:sz="6"/>
+              <w:left w:val="single" w:color="DEDEDE" w:sz="6"/>
+              <w:bottom w:val="single" w:color="DEDEDE" w:sz="6"/>
+              <w:right w:val="single" w:color="DEDEDE" w:sz="6"/>
+            </w:tcBorders>
+            <w:tcMar>
+              <w:top w:type="dxa" w:w="70"/>
+              <w:left w:type="dxa" w:w="110"/>
+              <w:bottom w:type="dxa" w:w="70"/>
+              <w:right w:type="dxa" w:w="110"/>
+            </w:tcMar>
+            <w:vAlign w:val="center"/>
+          </w:tcPr>
+          <w:p>
+            <w:pPr>
+              <w:spacing w:after="0" w:before="0" w:line="260"/>
+            </w:pPr>
+            <w:r>
+              <w:rPr>
+                <w:rFonts w:ascii="맑은 고딕" w:cs="맑은 고딕" w:eastAsia="맑은 고딕" w:hAnsi="맑은 고딕"/>
+                <w:color w:val="3C3429"/>
+                <w:sz w:val="17"/>
+                <w:szCs w:val="17"/>
+              </w:rPr>
+              <w:t xml:space="preserve">3</w:t>
+            </w:r>
+          </w:p>
+        </w:tc>
+        <w:tc>
+          <w:tcPr>
+            <w:tcW w:type="dxa" w:w="3000"/>
+            <w:tcBorders>
+              <w:top w:val="single" w:color="DEDEDE" w:sz="6"/>
+              <w:left w:val="single" w:color="DEDEDE" w:sz="6"/>
+              <w:bottom w:val="single" w:color="DEDEDE" w:sz="6"/>
+              <w:right w:val="single" w:color="DEDEDE" w:sz="6"/>
+            </w:tcBorders>
+            <w:tcMar>
+              <w:top w:type="dxa" w:w="70"/>
+              <w:left w:type="dxa" w:w="110"/>
+              <w:bottom w:type="dxa" w:w="70"/>
+              <w:right w:type="dxa" w:w="110"/>
+            </w:tcMar>
+            <w:vAlign w:val="center"/>
+          </w:tcPr>
+          <w:p>
+            <w:pPr>
+              <w:spacing w:after="0" w:before="0" w:line="260"/>
+            </w:pPr>
+            <w:r>
+              <w:t xml:space="preserve">CycloneDDS 환경에서 transient_local late-join 재전달 신뢰성 확인</w:t>
+            </w:r>
+          </w:p>
+        </w:tc>
+        <w:tc>
+          <w:tcPr>
+            <w:tcW w:type="dxa" w:w="5246"/>
+            <w:tcBorders>
+              <w:top w:val="single" w:color="DEDEDE" w:sz="6"/>
+              <w:left w:val="single" w:color="DEDEDE" w:sz="6"/>
+              <w:bottom w:val="single" w:color="DEDEDE" w:sz="6"/>
+              <w:right w:val="single" w:color="DEDEDE" w:sz="6"/>
+            </w:tcBorders>
+            <w:tcMar>
+              <w:top w:type="dxa" w:w="70"/>
+              <w:left w:type="dxa" w:w="110"/>
+              <w:bottom w:type="dxa" w:w="70"/>
+              <w:right w:type="dxa" w:w="110"/>
+            </w:tcMar>
+            <w:vAlign w:val="center"/>
+          </w:tcPr>
+          <w:p>
+            <w:pPr>
+              <w:spacing w:after="0" w:before="0" w:line="260"/>
+            </w:pPr>
+            <w:r>
+              <w:t xml:space="preserve">간헐적으로 실패하는 사례가 있어, 이 토픽만 QoS 불일치/구독 실패로 아예 안 붙는 경우가 있는 것으로 판단</w:t>
+            </w:r>
+          </w:p>
+        </w:tc>
+      </w:tr>
+    </w:tbl>
+    <w:p>
+      <w:pPr>
+        <w:spacing w:after="140" w:before="0" w:line="260"/>
+      </w:pPr>
+      <w:r>
+        <w:rPr>
+          <w:rFonts w:ascii="맑은 고딕" w:cs="맑은 고딕" w:eastAsia="맑은 고딕" w:hAnsi="맑은 고딕"/>
+          <w:color w:val="3C3429"/>
+          <w:sz w:val="17"/>
+          <w:szCs w:val="17"/>
+        </w:rPr>
+        <w:t xml:space="preserve">재현율: 지속 재현(적재 상태가 바뀐 뒤에도 GUI에 반영되지 않음).</w:t>
+      </w:r>
+    </w:p>
+    <w:p>
+      <w:pPr>
+        <w:pStyle w:val="Heading3"/>
+        <w:spacing w:after="120" w:before="260" w:line="260"/>
+      </w:pPr>
+      <w:r>
+        <w:rPr>
+          <w:rFonts w:ascii="맑은 고딕" w:cs="맑은 고딕" w:eastAsia="맑은 고딕" w:hAnsi="맑은 고딕"/>
+          <w:b/>
+          <w:bCs/>
+          <w:color w:val="241B12"/>
+          <w:sz w:val="21"/>
+          <w:szCs w:val="21"/>
+        </w:rPr>
+        <w:t xml:space="preserve">진단 과정</w:t>
+      </w:r>
+    </w:p>
+    <w:tbl>
+      <w:tblPr>
+        <w:tblW w:type="dxa" w:w="9746"/>
+        <w:tblBorders>
+          <w:top w:val="single" w:color="DEDEDE" w:sz="6"/>
+          <w:left w:val="single" w:color="DEDEDE" w:sz="6"/>
+          <w:bottom w:val="single" w:color="DEDEDE" w:sz="6"/>
+          <w:right w:val="single" w:color="DEDEDE" w:sz="6"/>
+          <w:insideH w:val="single" w:color="DEDEDE" w:sz="6"/>
+          <w:insideV w:val="single" w:color="DEDEDE" w:sz="6"/>
+        </w:tblBorders>
+      </w:tblPr>
+      <w:tblGrid>
+        <w:gridCol w:w="1500"/>
+        <w:gridCol w:w="3000"/>
+        <w:gridCol w:w="5246"/>
+      </w:tblGrid>
+      <w:tr>
+        <w:trPr>
+          <w:tblHeader/>
+        </w:trPr>
+        <w:tc>
+          <w:tcPr>
+            <w:tcW w:type="dxa" w:w="1500"/>
+            <w:tcBorders>
+              <w:top w:val="single" w:color="49361D" w:sz="6"/>
+              <w:left w:val="single" w:color="49361D" w:sz="6"/>
+              <w:bottom w:val="single" w:color="49361D" w:sz="6"/>
+              <w:right w:val="single" w:color="49361D" w:sz="6"/>
+            </w:tcBorders>
+            <w:shd w:fill="241B12" w:color="auto" w:val="clear"/>
+            <w:tcMar>
+              <w:top w:type="dxa" w:w="90"/>
+              <w:left w:type="dxa" w:w="110"/>
+              <w:bottom w:type="dxa" w:w="90"/>
+              <w:right w:type="dxa" w:w="110"/>
+            </w:tcMar>
+            <w:vAlign w:val="center"/>
+          </w:tcPr>
+          <w:p>
+            <w:pPr>
+              <w:spacing w:after="0" w:before="0" w:line="260"/>
+            </w:pPr>
+            <w:r>
+              <w:rPr>
+                <w:rFonts w:ascii="맑은 고딕" w:cs="맑은 고딕" w:eastAsia="맑은 고딕" w:hAnsi="맑은 고딕"/>
+                <w:b/>
+                <w:bCs/>
+                <w:color w:val="F4CF87"/>
+                <w:sz w:val="17"/>
+                <w:szCs w:val="17"/>
+              </w:rPr>
+              <w:t xml:space="preserve">가설</w:t>
+            </w:r>
+          </w:p>
+        </w:tc>
+        <w:tc>
+          <w:tcPr>
+            <w:tcW w:type="dxa" w:w="3000"/>
+            <w:tcBorders>
+              <w:top w:val="single" w:color="49361D" w:sz="6"/>
+              <w:left w:val="single" w:color="49361D" w:sz="6"/>
+              <w:bottom w:val="single" w:color="49361D" w:sz="6"/>
+              <w:right w:val="single" w:color="49361D" w:sz="6"/>
+            </w:tcBorders>
+            <w:shd w:fill="241B12" w:color="auto" w:val="clear"/>
+            <w:tcMar>
+              <w:top w:type="dxa" w:w="90"/>
+              <w:left w:type="dxa" w:w="110"/>
+              <w:bottom w:type="dxa" w:w="90"/>
+              <w:right w:type="dxa" w:w="110"/>
+            </w:tcMar>
+            <w:vAlign w:val="center"/>
+          </w:tcPr>
+          <w:p>
+            <w:pPr>
+              <w:spacing w:after="0" w:before="0" w:line="260"/>
+            </w:pPr>
+            <w:r>
+              <w:rPr>
+                <w:rFonts w:ascii="맑은 고딕" w:cs="맑은 고딕" w:eastAsia="맑은 고딕" w:hAnsi="맑은 고딕"/>
+                <w:b/>
+                <w:bCs/>
+                <w:color w:val="F4CF87"/>
+                <w:sz w:val="17"/>
+                <w:szCs w:val="17"/>
+              </w:rPr>
+              <w:t xml:space="preserve">확인 방법</w:t>
+            </w:r>
+          </w:p>
+        </w:tc>
+        <w:tc>
+          <w:tcPr>
+            <w:tcW w:type="dxa" w:w="5246"/>
+            <w:tcBorders>
+              <w:top w:val="single" w:color="49361D" w:sz="6"/>
+              <w:left w:val="single" w:color="49361D" w:sz="6"/>
+              <w:bottom w:val="single" w:color="49361D" w:sz="6"/>
+              <w:right w:val="single" w:color="49361D" w:sz="6"/>
+            </w:tcBorders>
+            <w:shd w:fill="241B12" w:color="auto" w:val="clear"/>
+            <w:tcMar>
+              <w:top w:type="dxa" w:w="90"/>
+              <w:left w:type="dxa" w:w="110"/>
+              <w:bottom w:type="dxa" w:w="90"/>
+              <w:right w:type="dxa" w:w="110"/>
+            </w:tcMar>
+            <w:vAlign w:val="center"/>
+          </w:tcPr>
+          <w:p>
+            <w:pPr>
+              <w:spacing w:after="0" w:before="0" w:line="260"/>
+            </w:pPr>
+            <w:r>
+              <w:rPr>
+                <w:rFonts w:ascii="맑은 고딕" w:cs="맑은 고딕" w:eastAsia="맑은 고딕" w:hAnsi="맑은 고딕"/>
+                <w:b/>
+                <w:bCs/>
+                <w:color w:val="F4CF87"/>
+                <w:sz w:val="17"/>
+                <w:szCs w:val="17"/>
+              </w:rPr>
+              <w:t xml:space="preserve">결과</w:t>
+            </w:r>
+          </w:p>
+        </w:tc>
+      </w:tr>
+      <w:tr>
+        <w:tc>
+          <w:tcPr>
+            <w:tcW w:type="dxa" w:w="1500"/>
+            <w:tcBorders>
+              <w:top w:val="single" w:color="DEDEDE" w:sz="6"/>
+              <w:left w:val="single" w:color="DEDEDE" w:sz="6"/>
+              <w:bottom w:val="single" w:color="DEDEDE" w:sz="6"/>
+              <w:right w:val="single" w:color="DEDEDE" w:sz="6"/>
+            </w:tcBorders>
+            <w:tcMar>
+              <w:top w:type="dxa" w:w="70"/>
+              <w:left w:type="dxa" w:w="110"/>
+              <w:bottom w:type="dxa" w:w="70"/>
+              <w:right w:type="dxa" w:w="110"/>
+            </w:tcMar>
+            <w:vAlign w:val="center"/>
+          </w:tcPr>
+          <w:p>
+            <w:pPr>
+              <w:spacing w:after="0" w:before="0" w:line="260"/>
+            </w:pPr>
+            <w:r>
+              <w:t xml:space="preserve">시리얼 라인 노이즈로 HALL: 한 줄이 유실되면 복구가 안 된다</w:t>
+            </w:r>
+          </w:p>
+        </w:tc>
+        <w:tc>
+          <w:tcPr>
+            <w:tcW w:type="dxa" w:w="3000"/>
+            <w:tcBorders>
+              <w:top w:val="single" w:color="DEDEDE" w:sz="6"/>
+              <w:left w:val="single" w:color="DEDEDE" w:sz="6"/>
+              <w:bottom w:val="single" w:color="DEDEDE" w:sz="6"/>
+              <w:right w:val="single" w:color="DEDEDE" w:sz="6"/>
+            </w:tcBorders>
+            <w:tcMar>
+              <w:top w:type="dxa" w:w="70"/>
+              <w:left w:type="dxa" w:w="110"/>
+              <w:bottom w:type="dxa" w:w="70"/>
+              <w:right w:type="dxa" w:w="110"/>
+            </w:tcMar>
+            <w:vAlign w:val="center"/>
+          </w:tcPr>
+          <w:p>
+            <w:pPr>
+              <w:spacing w:after="0" w:before="0" w:line="260"/>
+            </w:pPr>
+            <w:r>
+              <w:t xml:space="preserve">edge-triggered 특성상 다음 상태 변화 전까지 재전송이 없음을 코드로 확인</w:t>
+            </w:r>
+          </w:p>
+        </w:tc>
+        <w:tc>
+          <w:tcPr>
+            <w:tcW w:type="dxa" w:w="5246"/>
+            <w:tcBorders>
+              <w:top w:val="single" w:color="DEDEDE" w:sz="6"/>
+              <w:left w:val="single" w:color="DEDEDE" w:sz="6"/>
+              <w:bottom w:val="single" w:color="DEDEDE" w:sz="6"/>
+              <w:right w:val="single" w:color="DEDEDE" w:sz="6"/>
+            </w:tcBorders>
+            <w:tcMar>
+              <w:top w:type="dxa" w:w="70"/>
+              <w:left w:type="dxa" w:w="110"/>
+              <w:bottom w:type="dxa" w:w="70"/>
+              <w:right w:type="dxa" w:w="110"/>
+            </w:tcMar>
+            <w:vAlign w:val="center"/>
+          </w:tcPr>
+          <w:p>
+            <w:pPr>
+              <w:spacing w:after="0" w:before="0" w:line="260"/>
+            </w:pPr>
+            <w:r>
+              <w:rPr>
+                <w:rFonts w:ascii="맑은 고딕" w:cs="맑은 고딕" w:eastAsia="맑은 고딕" w:hAnsi="맑은 고딕"/>
+                <w:color w:val="3C3429"/>
+                <w:sz w:val="17"/>
+                <w:szCs w:val="17"/>
+              </w:rPr>
+              <w:t xml:space="preserve">맞음 — 초음파처럼 100ms 반복 전송이면 다음 샘플에서 자연 복구되지만, HALL:은 한 번 놓치면 자석 상태가 실제로 다시 바뀌기 전까지(적재 유지 시 사실상 영구) 복구되지 않음</w:t>
+            </w:r>
+          </w:p>
+        </w:tc>
+      </w:tr>
+      <w:tr>
+        <w:tc>
+          <w:tcPr>
+            <w:tcW w:type="dxa" w:w="1500"/>
+            <w:tcBorders>
+              <w:top w:val="single" w:color="DEDEDE" w:sz="6"/>
+              <w:left w:val="single" w:color="DEDEDE" w:sz="6"/>
+              <w:bottom w:val="single" w:color="DEDEDE" w:sz="6"/>
+              <w:right w:val="single" w:color="DEDEDE" w:sz="6"/>
+            </w:tcBorders>
+            <w:shd w:fill="FAFAFA" w:color="auto" w:val="clear"/>
+            <w:tcMar>
+              <w:top w:type="dxa" w:w="70"/>
+              <w:left w:type="dxa" w:w="110"/>
+              <w:bottom w:type="dxa" w:w="70"/>
+              <w:right w:type="dxa" w:w="110"/>
+            </w:tcMar>
+            <w:vAlign w:val="center"/>
+          </w:tcPr>
+          <w:p>
+            <w:pPr>
+              <w:spacing w:after="0" w:before="0" w:line="260"/>
+            </w:pPr>
+            <w:r>
+              <w:t xml:space="preserve">payload_loaded 토픽만 QoS(transient_local)가 달라 late-join 구독 실패가 발생한다</w:t>
+            </w:r>
+          </w:p>
+        </w:tc>
+        <w:tc>
+          <w:tcPr>
+            <w:tcW w:type="dxa" w:w="3000"/>
+            <w:tcBorders>
+              <w:top w:val="single" w:color="DEDEDE" w:sz="6"/>
+              <w:left w:val="single" w:color="DEDEDE" w:sz="6"/>
+              <w:bottom w:val="single" w:color="DEDEDE" w:sz="6"/>
+              <w:right w:val="single" w:color="DEDEDE" w:sz="6"/>
+            </w:tcBorders>
+            <w:shd w:fill="FAFAFA" w:color="auto" w:val="clear"/>
+            <w:tcMar>
+              <w:top w:type="dxa" w:w="70"/>
+              <w:left w:type="dxa" w:w="110"/>
+              <w:bottom w:type="dxa" w:w="70"/>
+              <w:right w:type="dxa" w:w="110"/>
+            </w:tcMar>
+            <w:vAlign w:val="center"/>
+          </w:tcPr>
+          <w:p>
+            <w:pPr>
+              <w:spacing w:after="0" w:before="0" w:line="260"/>
+            </w:pPr>
+            <w:r>
+              <w:t xml:space="preserve">다른 토픽(초음파/버튼)과 QoS 설정 비교</w:t>
+            </w:r>
+          </w:p>
+        </w:tc>
+        <w:tc>
+          <w:tcPr>
+            <w:tcW w:type="dxa" w:w="5246"/>
+            <w:tcBorders>
+              <w:top w:val="single" w:color="DEDEDE" w:sz="6"/>
+              <w:left w:val="single" w:color="DEDEDE" w:sz="6"/>
+              <w:bottom w:val="single" w:color="DEDEDE" w:sz="6"/>
+              <w:right w:val="single" w:color="DEDEDE" w:sz="6"/>
+            </w:tcBorders>
+            <w:shd w:fill="FAFAFA" w:color="auto" w:val="clear"/>
+            <w:tcMar>
+              <w:top w:type="dxa" w:w="70"/>
+              <w:left w:type="dxa" w:w="110"/>
+              <w:bottom w:type="dxa" w:w="70"/>
+              <w:right w:type="dxa" w:w="110"/>
+            </w:tcMar>
+            <w:vAlign w:val="center"/>
+          </w:tcPr>
+          <w:p>
+            <w:pPr>
+              <w:spacing w:after="0" w:before="0" w:line="260"/>
+            </w:pPr>
+            <w:r>
+              <w:rPr>
+                <w:rFonts w:ascii="맑은 고딕" w:cs="맑은 고딕" w:eastAsia="맑은 고딕" w:hAnsi="맑은 고딕"/>
+                <w:color w:val="3C3429"/>
+                <w:sz w:val="17"/>
+                <w:szCs w:val="17"/>
+              </w:rPr>
+              <w:t xml:space="preserve">맞음(정황) — front/rear가 정상인 것과 대비해 이 토픽에만 있는 유일한 변수</w:t>
+            </w:r>
+          </w:p>
+        </w:tc>
+      </w:tr>
+    </w:tbl>
+    <w:p>
+      <w:pPr>
+        <w:pStyle w:val="Heading3"/>
+        <w:spacing w:after="120" w:before="260" w:line="260"/>
+      </w:pPr>
+      <w:r>
+        <w:rPr>
+          <w:rFonts w:ascii="맑은 고딕" w:cs="맑은 고딕" w:eastAsia="맑은 고딕" w:hAnsi="맑은 고딕"/>
+          <w:b/>
+          <w:bCs/>
+          <w:color w:val="241B12"/>
+          <w:sz w:val="21"/>
+          <w:szCs w:val="21"/>
+        </w:rPr>
+        <w:t xml:space="preserve">원인</w:t>
+      </w:r>
+    </w:p>
+    <w:p>
+      <w:pPr>
+        <w:spacing w:after="140" w:before="0" w:line="260"/>
+      </w:pPr>
+      <w:r>
+        <w:rPr>
+          <w:rFonts w:ascii="맑은 고딕" w:cs="맑은 고딕" w:eastAsia="맑은 고딕" w:hAnsi="맑은 고딕"/>
+          <w:color w:val="3C3429"/>
+          <w:sz w:val="17"/>
+          <w:szCs w:val="17"/>
+        </w:rPr>
+        <w:t xml:space="preserve">확인됨. (1) 펌웨어의 updateHall()이 부팅 시 1회 + 상태 변화 시에만 HALL: 값을 전송하는 edge-triggered 방식이라, 시리얼 라인에서 그 한 줄을 놓치면 다음 상태 변화 전까지 복구되지 않는다. (2) arduino_bridge의 payload_pub_(및 GUI 구독)이 시스템에서 유일하게 QoS(1).transient_local()을 사용해, 팀이 통일한 CycloneDDS 환경에서 late-join 재전달이 간헐적으로 실패하며 아예 안 붙는 경우가 있었다.</w:t>
+      </w:r>
+    </w:p>
+    <w:p>
+      <w:pPr>
+        <w:pStyle w:val="Heading3"/>
+        <w:spacing w:after="120" w:before="260" w:line="260"/>
+      </w:pPr>
+      <w:r>
+        <w:rPr>
+          <w:rFonts w:ascii="맑은 고딕" w:cs="맑은 고딕" w:eastAsia="맑은 고딕" w:hAnsi="맑은 고딕"/>
+          <w:b/>
+          <w:bCs/>
+          <w:color w:val="241B12"/>
+          <w:sz w:val="21"/>
+          <w:szCs w:val="21"/>
+        </w:rPr>
+        <w:t xml:space="preserve">조치</w:t>
+      </w:r>
+    </w:p>
+    <w:tbl>
+      <w:tblPr>
+        <w:tblW w:type="dxa" w:w="9746"/>
+        <w:tblBorders>
+          <w:top w:val="single" w:color="DEDEDE" w:sz="6"/>
+          <w:left w:val="single" w:color="DEDEDE" w:sz="6"/>
+          <w:bottom w:val="single" w:color="DEDEDE" w:sz="6"/>
+          <w:right w:val="single" w:color="DEDEDE" w:sz="6"/>
+          <w:insideH w:val="single" w:color="DEDEDE" w:sz="6"/>
+          <w:insideV w:val="single" w:color="DEDEDE" w:sz="6"/>
+        </w:tblBorders>
+      </w:tblPr>
+      <w:tblGrid>
+        <w:gridCol w:w="1500"/>
+        <w:gridCol w:w="3000"/>
+        <w:gridCol w:w="5246"/>
+      </w:tblGrid>
+      <w:tr>
+        <w:trPr>
+          <w:tblHeader/>
+        </w:trPr>
+        <w:tc>
+          <w:tcPr>
+            <w:tcW w:type="dxa" w:w="1500"/>
+            <w:tcBorders>
+              <w:top w:val="single" w:color="49361D" w:sz="6"/>
+              <w:left w:val="single" w:color="49361D" w:sz="6"/>
+              <w:bottom w:val="single" w:color="49361D" w:sz="6"/>
+              <w:right w:val="single" w:color="49361D" w:sz="6"/>
+            </w:tcBorders>
+            <w:shd w:fill="241B12" w:color="auto" w:val="clear"/>
+            <w:tcMar>
+              <w:top w:type="dxa" w:w="90"/>
+              <w:left w:type="dxa" w:w="110"/>
+              <w:bottom w:type="dxa" w:w="90"/>
+              <w:right w:type="dxa" w:w="110"/>
+            </w:tcMar>
+            <w:vAlign w:val="center"/>
+          </w:tcPr>
+          <w:p>
+            <w:pPr>
+              <w:spacing w:after="0" w:before="0" w:line="260"/>
+            </w:pPr>
+            <w:r>
+              <w:rPr>
+                <w:rFonts w:ascii="맑은 고딕" w:cs="맑은 고딕" w:eastAsia="맑은 고딕" w:hAnsi="맑은 고딕"/>
+                <w:b/>
+                <w:bCs/>
+                <w:color w:val="F4CF87"/>
+                <w:sz w:val="17"/>
+                <w:szCs w:val="17"/>
+              </w:rPr>
+              <w:t xml:space="preserve">대상</w:t>
+            </w:r>
+          </w:p>
+        </w:tc>
+        <w:tc>
+          <w:tcPr>
+            <w:tcW w:type="dxa" w:w="3000"/>
+            <w:tcBorders>
+              <w:top w:val="single" w:color="49361D" w:sz="6"/>
+              <w:left w:val="single" w:color="49361D" w:sz="6"/>
+              <w:bottom w:val="single" w:color="49361D" w:sz="6"/>
+              <w:right w:val="single" w:color="49361D" w:sz="6"/>
+            </w:tcBorders>
+            <w:shd w:fill="241B12" w:color="auto" w:val="clear"/>
+            <w:tcMar>
+              <w:top w:type="dxa" w:w="90"/>
+              <w:left w:type="dxa" w:w="110"/>
+              <w:bottom w:type="dxa" w:w="90"/>
+              <w:right w:type="dxa" w:w="110"/>
+            </w:tcMar>
+            <w:vAlign w:val="center"/>
+          </w:tcPr>
+          <w:p>
+            <w:pPr>
+              <w:spacing w:after="0" w:before="0" w:line="260"/>
+            </w:pPr>
+            <w:r>
+              <w:rPr>
+                <w:rFonts w:ascii="맑은 고딕" w:cs="맑은 고딕" w:eastAsia="맑은 고딕" w:hAnsi="맑은 고딕"/>
+                <w:b/>
+                <w:bCs/>
+                <w:color w:val="F4CF87"/>
+                <w:sz w:val="17"/>
+                <w:szCs w:val="17"/>
+              </w:rPr>
+              <w:t xml:space="preserve">변경 전</w:t>
+            </w:r>
+          </w:p>
+        </w:tc>
+        <w:tc>
+          <w:tcPr>
+            <w:tcW w:type="dxa" w:w="5246"/>
+            <w:tcBorders>
+              <w:top w:val="single" w:color="49361D" w:sz="6"/>
+              <w:left w:val="single" w:color="49361D" w:sz="6"/>
+              <w:bottom w:val="single" w:color="49361D" w:sz="6"/>
+              <w:right w:val="single" w:color="49361D" w:sz="6"/>
+            </w:tcBorders>
+            <w:shd w:fill="241B12" w:color="auto" w:val="clear"/>
+            <w:tcMar>
+              <w:top w:type="dxa" w:w="90"/>
+              <w:left w:type="dxa" w:w="110"/>
+              <w:bottom w:type="dxa" w:w="90"/>
+              <w:right w:type="dxa" w:w="110"/>
+            </w:tcMar>
+            <w:vAlign w:val="center"/>
+          </w:tcPr>
+          <w:p>
+            <w:pPr>
+              <w:spacing w:after="0" w:before="0" w:line="260"/>
+            </w:pPr>
+            <w:r>
+              <w:rPr>
+                <w:rFonts w:ascii="맑은 고딕" w:cs="맑은 고딕" w:eastAsia="맑은 고딕" w:hAnsi="맑은 고딕"/>
+                <w:b/>
+                <w:bCs/>
+                <w:color w:val="F4CF87"/>
+                <w:sz w:val="17"/>
+                <w:szCs w:val="17"/>
+              </w:rPr>
+              <w:t xml:space="preserve">변경 후</w:t>
+            </w:r>
+          </w:p>
+        </w:tc>
+      </w:tr>
+      <w:tr>
+        <w:tc>
+          <w:tcPr>
+            <w:tcW w:type="dxa" w:w="1500"/>
+            <w:tcBorders>
+              <w:top w:val="single" w:color="DEDEDE" w:sz="6"/>
+              <w:left w:val="single" w:color="DEDEDE" w:sz="6"/>
+              <w:bottom w:val="single" w:color="DEDEDE" w:sz="6"/>
+              <w:right w:val="single" w:color="DEDEDE" w:sz="6"/>
+            </w:tcBorders>
+            <w:tcMar>
+              <w:top w:type="dxa" w:w="70"/>
+              <w:left w:type="dxa" w:w="110"/>
+              <w:bottom w:type="dxa" w:w="70"/>
+              <w:right w:type="dxa" w:w="110"/>
+            </w:tcMar>
+            <w:vAlign w:val="center"/>
+          </w:tcPr>
+          <w:p>
+            <w:pPr>
+              <w:spacing w:after="0" w:before="0" w:line="260"/>
+            </w:pPr>
+            <w:r>
+              <w:rPr>
+                <w:rFonts w:ascii="맑은 고딕" w:cs="맑은 고딕" w:eastAsia="맑은 고딕" w:hAnsi="맑은 고딕"/>
+                <w:color w:val="3C3429"/>
+                <w:sz w:val="17"/>
+                <w:szCs w:val="17"/>
+              </w:rPr>
+              <w:t xml:space="preserve">firmware/all_in_one_module/all_in_one_module.ino, firmware/hall_module/hall_module.ino</w:t>
+            </w:r>
+          </w:p>
+        </w:tc>
+        <w:tc>
+          <w:tcPr>
+            <w:tcW w:type="dxa" w:w="3000"/>
+            <w:tcBorders>
+              <w:top w:val="single" w:color="DEDEDE" w:sz="6"/>
+              <w:left w:val="single" w:color="DEDEDE" w:sz="6"/>
+              <w:bottom w:val="single" w:color="DEDEDE" w:sz="6"/>
+              <w:right w:val="single" w:color="DEDEDE" w:sz="6"/>
+            </w:tcBorders>
+            <w:tcMar>
+              <w:top w:type="dxa" w:w="70"/>
+              <w:left w:type="dxa" w:w="110"/>
+              <w:bottom w:type="dxa" w:w="70"/>
+              <w:right w:type="dxa" w:w="110"/>
+            </w:tcMar>
+            <w:vAlign w:val="center"/>
+          </w:tcPr>
+          <w:p>
+            <w:pPr>
+              <w:spacing w:after="0" w:before="0" w:line="260"/>
+            </w:pPr>
+            <w:r>
+              <w:t xml:space="preserve">상태 변화 시에만 HALL: 전송(edge-triggered)</w:t>
+            </w:r>
+          </w:p>
+        </w:tc>
+        <w:tc>
+          <w:tcPr>
+            <w:tcW w:type="dxa" w:w="5246"/>
+            <w:tcBorders>
+              <w:top w:val="single" w:color="DEDEDE" w:sz="6"/>
+              <w:left w:val="single" w:color="DEDEDE" w:sz="6"/>
+              <w:bottom w:val="single" w:color="DEDEDE" w:sz="6"/>
+              <w:right w:val="single" w:color="DEDEDE" w:sz="6"/>
+            </w:tcBorders>
+            <w:tcMar>
+              <w:top w:type="dxa" w:w="70"/>
+              <w:left w:type="dxa" w:w="110"/>
+              <w:bottom w:type="dxa" w:w="70"/>
+              <w:right w:type="dxa" w:w="110"/>
+            </w:tcMar>
+            <w:vAlign w:val="center"/>
+          </w:tcPr>
+          <w:p>
+            <w:pPr>
+              <w:spacing w:after="0" w:before="0" w:line="260"/>
+            </w:pPr>
+            <w:r>
+              <w:t xml:space="preserve">기존 즉시 보고 동작은 유지하고, 변화가 없어도 1초마다(HALL_REPORT_INTERVAL_MS) 마지막 상태를 재전송하도록 추가</w:t>
+            </w:r>
+          </w:p>
+        </w:tc>
+      </w:tr>
+      <w:tr>
+        <w:tc>
+          <w:tcPr>
+            <w:tcW w:type="dxa" w:w="1500"/>
+            <w:tcBorders>
+              <w:top w:val="single" w:color="DEDEDE" w:sz="6"/>
+              <w:left w:val="single" w:color="DEDEDE" w:sz="6"/>
+              <w:bottom w:val="single" w:color="DEDEDE" w:sz="6"/>
+              <w:right w:val="single" w:color="DEDEDE" w:sz="6"/>
+            </w:tcBorders>
+            <w:tcMar>
+              <w:top w:type="dxa" w:w="70"/>
+              <w:left w:type="dxa" w:w="110"/>
+              <w:bottom w:type="dxa" w:w="70"/>
+              <w:right w:type="dxa" w:w="110"/>
+            </w:tcMar>
+            <w:vAlign w:val="center"/>
+          </w:tcPr>
+          <w:p>
+            <w:pPr>
+              <w:spacing w:after="0" w:before="0" w:line="260"/>
+            </w:pPr>
+            <w:r>
+              <w:rPr>
+                <w:rFonts w:ascii="맑은 고딕" w:cs="맑은 고딕" w:eastAsia="맑은 고딕" w:hAnsi="맑은 고딕"/>
+                <w:color w:val="3C3429"/>
+                <w:sz w:val="17"/>
+                <w:szCs w:val="17"/>
+              </w:rPr>
+              <w:t xml:space="preserve">src/arduino_bridge/src/serial_bridge.cpp, src/medirun_gui/src/services/rossensortelemetryprovider.cpp</w:t>
+            </w:r>
+          </w:p>
+        </w:tc>
+        <w:tc>
+          <w:tcPr>
+            <w:tcW w:type="dxa" w:w="3000"/>
+            <w:tcBorders>
+              <w:top w:val="single" w:color="DEDEDE" w:sz="6"/>
+              <w:left w:val="single" w:color="DEDEDE" w:sz="6"/>
+              <w:bottom w:val="single" w:color="DEDEDE" w:sz="6"/>
+              <w:right w:val="single" w:color="DEDEDE" w:sz="6"/>
+            </w:tcBorders>
+            <w:tcMar>
+              <w:top w:type="dxa" w:w="70"/>
+              <w:left w:type="dxa" w:w="110"/>
+              <w:bottom w:type="dxa" w:w="70"/>
+              <w:right w:type="dxa" w:w="110"/>
+            </w:tcMar>
+            <w:vAlign w:val="center"/>
+          </w:tcPr>
+          <w:p>
+            <w:pPr>
+              <w:spacing w:after="0" w:before="0" w:line="260"/>
+            </w:pPr>
+            <w:r>
+              <w:t xml:space="preserve">payload_loaded 퍼블리셔/구독 QoS = rclcpp::QoS(1).transient_local()</w:t>
+            </w:r>
+          </w:p>
+        </w:tc>
+        <w:tc>
+          <w:tcPr>
+            <w:tcW w:type="dxa" w:w="5246"/>
+            <w:tcBorders>
+              <w:top w:val="single" w:color="DEDEDE" w:sz="6"/>
+              <w:left w:val="single" w:color="DEDEDE" w:sz="6"/>
+              <w:bottom w:val="single" w:color="DEDEDE" w:sz="6"/>
+              <w:right w:val="single" w:color="DEDEDE" w:sz="6"/>
+            </w:tcBorders>
+            <w:tcMar>
+              <w:top w:type="dxa" w:w="70"/>
+              <w:left w:type="dxa" w:w="110"/>
+              <w:bottom w:type="dxa" w:w="70"/>
+              <w:right w:type="dxa" w:w="110"/>
+            </w:tcMar>
+            <w:vAlign w:val="center"/>
+          </w:tcPr>
+          <w:p>
+            <w:pPr>
+              <w:spacing w:after="0" w:before="0" w:line="260"/>
+            </w:pPr>
+            <w:r>
+              <w:t xml:space="preserve">1초마다 재전송되므로 late-join 보장이 불필요해짐 — front/rear와 동일한 기본(volatile) QoS(10)로 통일</w:t>
+            </w:r>
+          </w:p>
+        </w:tc>
+      </w:tr>
+    </w:tbl>
+    <w:tbl>
+      <w:tblPr>
+        <w:tblW w:type="dxa" w:w="9746"/>
+        <w:tblBorders>
+          <w:top w:val="single" w:color="DEDEDE" w:sz="6"/>
+          <w:left w:val="single" w:color="DEDEDE" w:sz="6"/>
+          <w:bottom w:val="single" w:color="DEDEDE" w:sz="6"/>
+          <w:right w:val="single" w:color="DEDEDE" w:sz="6"/>
+          <w:insideH w:val="single" w:color="DEDEDE" w:sz="6"/>
+          <w:insideV w:val="single" w:color="DEDEDE" w:sz="6"/>
+        </w:tblBorders>
+      </w:tblPr>
+      <w:tblGrid>
+        <w:gridCol w:w="9746"/>
+      </w:tblGrid>
+      <w:tr>
+        <w:tc>
+          <w:tcPr>
+            <w:tcW w:type="dxa" w:w="9746"/>
+            <w:tcBorders>
+              <w:top w:val="single" w:color="DEDEDE" w:sz="6"/>
+              <w:left w:val="single" w:color="DEDEDE" w:sz="6"/>
+              <w:bottom w:val="single" w:color="DEDEDE" w:sz="6"/>
+              <w:right w:val="single" w:color="DEDEDE" w:sz="6"/>
+            </w:tcBorders>
+            <w:shd w:fill="F7F8FA" w:color="auto" w:val="clear"/>
+            <w:tcMar>
+              <w:top w:type="dxa" w:w="140"/>
+              <w:left w:type="dxa" w:w="160"/>
+              <w:bottom w:type="dxa" w:w="140"/>
+              <w:right w:type="dxa" w:w="160"/>
+            </w:tcMar>
+          </w:tcPr>
+          <w:p>
+            <w:pPr>
+              <w:spacing w:after="20" w:line="240"/>
+            </w:pPr>
+            <w:r>
+              <w:rPr>
+                <w:rFonts w:ascii="Consolas" w:cs="Consolas" w:eastAsia="Consolas" w:hAnsi="Consolas"/>
+                <w:color w:val="3C3429"/>
+                <w:sz w:val="16"/>
+                <w:szCs w:val="16"/>
+              </w:rPr>
+              <w:t xml:space="preserve"># 펌웨어 재플래시(Arduino IDE 또는 arduino-cli)</w:t>
+              <w:br/>
+              <w:t xml:space="preserve">arduino-cli compile --fqbn arduino:avr:uno firmware/all_in_one_module</w:t>
+              <w:br/>
+              <w:t xml:space="preserve">arduino-cli upload --fqbn arduino:avr:uno firmware/all_in_one_module</w:t>
+              <w:br/>
+              <w:t xml:space="preserve"># 재빌드</w:t>
+              <w:br/>
+              <w:t xml:space="preserve">colcon build --packages-select arduino_bridge medirun_gui</w:t>
+              <w:br/>
+              <w:t xml:space="preserve">ros2 topic echo /arduino/payload_loaded</w:t>
+            </w:r>
+          </w:p>
+          <w:p>
+            <w:pPr>
+              <w:spacing w:after="20" w:line="240"/>
+            </w:pPr>
+            <w:r>
+              <w:rPr>
+                <w:rFonts w:ascii="Consolas" w:cs="Consolas" w:eastAsia="Consolas" w:hAnsi="Consolas"/>
+                <w:color w:val="3C3429"/>
+                <w:sz w:val="16"/>
+                <w:szCs w:val="16"/>
+              </w:rPr>
+              <w:t xml:space="preserve">colcon build --packages-select &lt;pkg&gt; --symlink-install</w:t>
+            </w:r>
+          </w:p>
+        </w:tc>
+      </w:tr>
+    </w:tbl>
+    <w:p>
+      <w:pPr>
+        <w:pStyle w:val="Heading3"/>
+        <w:spacing w:after="120" w:before="260" w:line="260"/>
+      </w:pPr>
+      <w:r>
+        <w:rPr>
+          <w:rFonts w:ascii="맑은 고딕" w:cs="맑은 고딕" w:eastAsia="맑은 고딕" w:hAnsi="맑은 고딕"/>
+          <w:b/>
+          <w:bCs/>
+          <w:color w:val="241B12"/>
+          <w:sz w:val="21"/>
+          <w:szCs w:val="21"/>
+        </w:rPr>
+        <w:t xml:space="preserve">검증</w:t>
+      </w:r>
+    </w:p>
+    <w:p>
+      <w:pPr>
+        <w:pStyle w:val="ListParagraph"/>
+        <w:numPr>
+          <w:ilvl w:val="0"/>
+          <w:numId w:val="2"/>
+        </w:numPr>
+        <w:spacing w:after="80" w:line="260"/>
+      </w:pPr>
+      <w:r>
+        <w:rPr>
+          <w:rFonts w:ascii="맑은 고딕" w:cs="맑은 고딕" w:eastAsia="맑은 고딕" w:hAnsi="맑은 고딕"/>
+          <w:color w:val="3C3429"/>
+          <w:sz w:val="17"/>
+          <w:szCs w:val="17"/>
+        </w:rPr>
+        <w:t xml:space="preserve">펌웨어 재플래시와 GUI/브릿지 재빌드까지 완료. 실제 로봇에서 "AED 적재" 값이 지속적으로 실시간 갱신되는지는 실기 재검증 대기 — ros2 topic echo /arduino/payload_loaded로 1초 간격 재전송이 실제로 오는지 먼저 확인 권장.</w:t>
+      </w:r>
+    </w:p>
+    <w:p>
+      <w:pPr>
+        <w:pStyle w:val="ListParagraph"/>
+        <w:numPr>
+          <w:ilvl w:val="0"/>
+          <w:numId w:val="2"/>
+        </w:numPr>
+        <w:spacing w:after="80" w:line="260"/>
+      </w:pPr>
+      <w:r>
+        <w:rPr>
+          <w:rFonts w:ascii="맑은 고딕" w:cs="맑은 고딕" w:eastAsia="맑은 고딕" w:hAnsi="맑은 고딕"/>
+          <w:color w:val="3C3429"/>
+          <w:sz w:val="17"/>
+          <w:szCs w:val="17"/>
+        </w:rPr>
+        <w:t xml:space="preserve">같은 이유로 status_pub_(/arduino/status, READY/LED_ACK:*)는 여전히 transient_local을 쓰고 있음 — 동일 증상이 나중에 보고되면 같은 원인(QoS)을 우선 의심할 것.</w:t>
+      </w:r>
+    </w:p>
+    <w:p>
+      <w:pPr>
+        <w:pStyle w:val="Heading3"/>
+        <w:spacing w:after="120" w:before="260" w:line="260"/>
+      </w:pPr>
+      <w:r>
+        <w:rPr>
+          <w:rFonts w:ascii="맑은 고딕" w:cs="맑은 고딕" w:eastAsia="맑은 고딕" w:hAnsi="맑은 고딕"/>
+          <w:b/>
+          <w:bCs/>
+          <w:color w:val="241B12"/>
+          <w:sz w:val="21"/>
+          <w:szCs w:val="21"/>
+        </w:rPr>
+        <w:t xml:space="preserve">재발 방지</w:t>
+      </w:r>
+    </w:p>
+    <w:tbl>
+      <w:tblPr>
+        <w:tblW w:type="dxa" w:w="9746"/>
+        <w:tblBorders>
+          <w:top w:val="single" w:color="DEDEDE" w:sz="6"/>
+          <w:left w:val="single" w:color="DEDEDE" w:sz="6"/>
+          <w:bottom w:val="single" w:color="DEDEDE" w:sz="6"/>
+          <w:right w:val="single" w:color="DEDEDE" w:sz="6"/>
+          <w:insideH w:val="single" w:color="DEDEDE" w:sz="6"/>
+          <w:insideV w:val="single" w:color="DEDEDE" w:sz="6"/>
+        </w:tblBorders>
+      </w:tblPr>
+      <w:tblGrid>
+        <w:gridCol w:w="2600"/>
+        <w:gridCol w:w="7146"/>
+      </w:tblGrid>
+      <w:tr>
+        <w:trPr>
+          <w:tblHeader/>
+        </w:trPr>
+        <w:tc>
+          <w:tcPr>
+            <w:tcW w:type="dxa" w:w="2600"/>
+            <w:tcBorders>
+              <w:top w:val="single" w:color="49361D" w:sz="6"/>
+              <w:left w:val="single" w:color="49361D" w:sz="6"/>
+              <w:bottom w:val="single" w:color="49361D" w:sz="6"/>
+              <w:right w:val="single" w:color="49361D" w:sz="6"/>
+            </w:tcBorders>
+            <w:shd w:fill="241B12" w:color="auto" w:val="clear"/>
+            <w:tcMar>
+              <w:top w:type="dxa" w:w="90"/>
+              <w:left w:type="dxa" w:w="110"/>
+              <w:bottom w:type="dxa" w:w="90"/>
+              <w:right w:type="dxa" w:w="110"/>
+            </w:tcMar>
+            <w:vAlign w:val="center"/>
+          </w:tcPr>
+          <w:p>
+            <w:pPr>
+              <w:spacing w:after="0" w:before="0" w:line="260"/>
+            </w:pPr>
+            <w:r>
+              <w:rPr>
+                <w:rFonts w:ascii="맑은 고딕" w:cs="맑은 고딕" w:eastAsia="맑은 고딕" w:hAnsi="맑은 고딕"/>
+                <w:b/>
+                <w:bCs/>
+                <w:color w:val="F4CF87"/>
+                <w:sz w:val="17"/>
+                <w:szCs w:val="17"/>
+              </w:rPr>
+              <w:t xml:space="preserve">반영 위치</w:t>
+            </w:r>
+          </w:p>
+        </w:tc>
+        <w:tc>
+          <w:tcPr>
+            <w:tcW w:type="dxa" w:w="7146"/>
+            <w:tcBorders>
+              <w:top w:val="single" w:color="49361D" w:sz="6"/>
+              <w:left w:val="single" w:color="49361D" w:sz="6"/>
+              <w:bottom w:val="single" w:color="49361D" w:sz="6"/>
+              <w:right w:val="single" w:color="49361D" w:sz="6"/>
+            </w:tcBorders>
+            <w:shd w:fill="241B12" w:color="auto" w:val="clear"/>
+            <w:tcMar>
+              <w:top w:type="dxa" w:w="90"/>
+              <w:left w:type="dxa" w:w="110"/>
+              <w:bottom w:type="dxa" w:w="90"/>
+              <w:right w:type="dxa" w:w="110"/>
+            </w:tcMar>
+            <w:vAlign w:val="center"/>
+          </w:tcPr>
+          <w:p>
+            <w:pPr>
+              <w:spacing w:after="0" w:before="0" w:line="260"/>
+            </w:pPr>
+            <w:r>
+              <w:rPr>
+                <w:rFonts w:ascii="맑은 고딕" w:cs="맑은 고딕" w:eastAsia="맑은 고딕" w:hAnsi="맑은 고딕"/>
+                <w:b/>
+                <w:bCs/>
+                <w:color w:val="F4CF87"/>
+                <w:sz w:val="17"/>
+                <w:szCs w:val="17"/>
+              </w:rPr>
+              <w:t xml:space="preserve">내용</w:t>
+            </w:r>
+          </w:p>
+        </w:tc>
+      </w:tr>
+      <w:tr>
+        <w:tc>
+          <w:tcPr>
+            <w:tcW w:type="dxa" w:w="2600"/>
+            <w:tcBorders>
+              <w:top w:val="single" w:color="DEDEDE" w:sz="6"/>
+              <w:left w:val="single" w:color="DEDEDE" w:sz="6"/>
+              <w:bottom w:val="single" w:color="DEDEDE" w:sz="6"/>
+              <w:right w:val="single" w:color="DEDEDE" w:sz="6"/>
+            </w:tcBorders>
+            <w:tcMar>
+              <w:top w:type="dxa" w:w="70"/>
+              <w:left w:type="dxa" w:w="110"/>
+              <w:bottom w:type="dxa" w:w="70"/>
+              <w:right w:type="dxa" w:w="110"/>
+            </w:tcMar>
+            <w:vAlign w:val="center"/>
+          </w:tcPr>
+          <w:p>
+            <w:pPr>
+              <w:spacing w:after="0" w:before="0" w:line="260"/>
+            </w:pPr>
+            <w:r>
+              <w:rPr>
+                <w:rFonts w:ascii="맑은 고딕" w:cs="맑은 고딕" w:eastAsia="맑은 고딕" w:hAnsi="맑은 고딕"/>
+                <w:color w:val="3C3429"/>
+                <w:sz w:val="17"/>
+                <w:szCs w:val="17"/>
+              </w:rPr>
+              <w:t xml:space="preserve">코드/패턴</w:t>
+            </w:r>
+          </w:p>
+        </w:tc>
+        <w:tc>
+          <w:tcPr>
+            <w:tcW w:type="dxa" w:w="7146"/>
+            <w:tcBorders>
+              <w:top w:val="single" w:color="DEDEDE" w:sz="6"/>
+              <w:left w:val="single" w:color="DEDEDE" w:sz="6"/>
+              <w:bottom w:val="single" w:color="DEDEDE" w:sz="6"/>
+              <w:right w:val="single" w:color="DEDEDE" w:sz="6"/>
+            </w:tcBorders>
+            <w:tcMar>
+              <w:top w:type="dxa" w:w="70"/>
+              <w:left w:type="dxa" w:w="110"/>
+              <w:bottom w:type="dxa" w:w="70"/>
+              <w:right w:type="dxa" w:w="110"/>
+            </w:tcMar>
+            <w:vAlign w:val="center"/>
+          </w:tcPr>
+          <w:p>
+            <w:pPr>
+              <w:spacing w:after="0" w:before="0" w:line="260"/>
+            </w:pPr>
+            <w:r>
+              <w:t xml:space="preserve">"상태 변화 시 즉시 + 주기적 재전송" 조합을 새 센서 토픽 추가 시 기본 패턴으로 따를 것(매 루프 반복 전송과 순수 edge-triggered의 중간 지점). transient_local QoS는 CycloneDDS 환경에서 late-join 신뢰성이 낮을 수 있음을 인지하고 신규 토픽에는 기본적으로 volatile을 사용할 것.</w:t>
+            </w:r>
           </w:p>
         </w:tc>
       </w:tr>
